--- a/pr-preview/pr-108/chapters/19-time-varying-treatments-tracked-changes.docx
+++ b/pr-preview/pr-108/chapters/19-time-varying-treatments-tracked-changes.docx
@@ -24640,7 +24640,7 @@
       </w:ins>
       <w:ins w:id="97" w:author="PR Preview" w:date="2024-01-01T00:00:00Z">
         <w:r>
-          <w:t xml:space="preserve">and, by our reading of the open path</w:t>
+          <w:t xml:space="preserve">and the open path</w:t>
         </w:r>
       </w:ins>
       <w:ins w:id="97" w:author="PR Preview" w:date="2024-01-01T00:00:00Z">
@@ -24705,17 +24705,89 @@
       </m:oMath>
       <w:ins w:id="97" w:author="PR Preview" w:date="2024-01-01T00:00:00Z">
         <w:r>
-          <w:t xml:space="preserve">,</w:t>
+          <w:t xml:space="preserve"> </w:t>
         </w:r>
       </w:ins>
       <w:ins w:id="97" w:author="PR Preview" w:date="2024-01-01T00:00:00Z">
         <w:r>
+          <w:t xml:space="preserve">means that</w:t>
+        </w:r>
+      </w:ins>
+      <w:ins w:id="97" w:author="PR Preview" w:date="2024-01-01T00:00:00Z">
+        <w:r>
           <w:t xml:space="preserve"> </w:t>
         </w:r>
       </w:ins>
+      <m:oMath>
+        <m:sSubSup>
+          <m:e>
+            <m:r>
+              <m:t>L</m:t>
+            </m:r>
+          </m:e>
+          <m:sub>
+            <m:r>
+              <m:t>1</m:t>
+            </m:r>
+          </m:sub>
+          <m:sup>
+            <m:r>
+              <m:t>g</m:t>
+            </m:r>
+          </m:sup>
+        </m:sSubSup>
+        <m:r>
+          <m:rPr>
+            <m:sty m:val="p"/>
+          </m:rPr>
+          <m:t>⟂</m:t>
+        </m:r>
+        <m:r>
+          <m:t>​</m:t>
+        </m:r>
+        <m:r>
+          <m:t>​</m:t>
+        </m:r>
+        <m:r>
+          <m:t>​</m:t>
+        </m:r>
+        <m:r>
+          <m:rPr>
+            <m:sty m:val="p"/>
+          </m:rPr>
+          <m:t>⟂</m:t>
+        </m:r>
+        <m:sSub>
+          <m:e>
+            <m:r>
+              <m:t>A</m:t>
+            </m:r>
+          </m:e>
+          <m:sub>
+            <m:r>
+              <m:t>0</m:t>
+            </m:r>
+          </m:sub>
+        </m:sSub>
+      </m:oMath>
       <w:ins w:id="97" w:author="PR Preview" w:date="2024-01-01T00:00:00Z">
         <w:r>
-          <w:t xml:space="preserve">the distribution of</w:t>
+          <w:t xml:space="preserve"> </w:t>
+        </w:r>
+      </w:ins>
+      <w:ins w:id="97" w:author="PR Preview" w:date="2024-01-01T00:00:00Z">
+        <w:r>
+          <w:t xml:space="preserve">generically (under faithfulness) fails,</w:t>
+        </w:r>
+      </w:ins>
+      <w:ins w:id="97" w:author="PR Preview" w:date="2024-01-01T00:00:00Z">
+        <w:r>
+          <w:t xml:space="preserve"> </w:t>
+        </w:r>
+      </w:ins>
+      <w:ins w:id="97" w:author="PR Preview" w:date="2024-01-01T00:00:00Z">
+        <w:r>
+          <w:t xml:space="preserve">so the distribution of</w:t>
         </w:r>
       </w:ins>
       <w:ins w:id="97" w:author="PR Preview" w:date="2024-01-01T00:00:00Z">
@@ -24749,7 +24821,74 @@
       </w:ins>
       <w:ins w:id="97" w:author="PR Preview" w:date="2024-01-01T00:00:00Z">
         <w:r>
-          <w:t xml:space="preserve">is generically (under faithfulness) not identified.</w:t>
+          <w:t xml:space="preserve">cannot be read off the data among those with</w:t>
+        </w:r>
+      </w:ins>
+      <w:ins w:id="97" w:author="PR Preview" w:date="2024-01-01T00:00:00Z">
+        <w:r>
+          <w:t xml:space="preserve"> </w:t>
+        </w:r>
+      </w:ins>
+      <m:oMath>
+        <m:sSub>
+          <m:e>
+            <m:r>
+              <m:t>A</m:t>
+            </m:r>
+          </m:e>
+          <m:sub>
+            <m:r>
+              <m:t>0</m:t>
+            </m:r>
+          </m:sub>
+        </m:sSub>
+        <m:r>
+          <m:rPr>
+            <m:sty m:val="p"/>
+          </m:rPr>
+          <m:t>=</m:t>
+        </m:r>
+        <m:sSub>
+          <m:e>
+            <m:r>
+              <m:t>a</m:t>
+            </m:r>
+          </m:e>
+          <m:sub>
+            <m:r>
+              <m:t>0</m:t>
+            </m:r>
+          </m:sub>
+        </m:sSub>
+      </m:oMath>
+      <w:ins w:id="97" w:author="PR Preview" w:date="2024-01-01T00:00:00Z">
+        <w:r>
+          <w:t xml:space="preserve">;</w:t>
+        </w:r>
+      </w:ins>
+      <w:ins w:id="97" w:author="PR Preview" w:date="2024-01-01T00:00:00Z">
+        <w:r>
+          <w:t xml:space="preserve"> </w:t>
+        </w:r>
+      </w:ins>
+      <w:ins w:id="97" w:author="PR Preview" w:date="2024-01-01T00:00:00Z">
+        <w:r>
+          <w:t xml:space="preserve">the book concludes that it is not identified</w:t>
+        </w:r>
+      </w:ins>
+      <w:ins w:id="97" w:author="PR Preview" w:date="2024-01-01T00:00:00Z">
+        <w:r>
+          <w:t xml:space="preserve"> </w:t>
+        </w:r>
+      </w:ins>
+      <w:ins w:id="97" w:author="PR Preview" w:date="2024-01-01T00:00:00Z">
+        <w:r>
+          <w:t xml:space="preserve">(Hernán and Robins 2020, sec. 19.5)</w:t>
+        </w:r>
+      </w:ins>
+      <w:ins w:id="97" w:author="PR Preview" w:date="2024-01-01T00:00:00Z">
+        <w:r>
+          <w:t xml:space="preserve">.</w:t>
         </w:r>
       </w:ins>
       <w:ins w:id="97" w:author="PR Preview" w:date="2024-01-01T00:00:00Z">

--- a/pr-preview/pr-108/chapters/19-time-varying-treatments-tracked-changes.docx
+++ b/pr-preview/pr-108/chapters/19-time-varying-treatments-tracked-changes.docx
@@ -16317,529 +16317,6 @@
         <w:t xml:space="preserve">5.2 Building the SWIG for a Static Strategy</w:t>
       </w:r>
     </w:p>
-    <w:bookmarkStart w:id="62" w:name="alg-swig-static-strategy"/>
-    <w:p>
-      <w:pPr>
-        <w:pStyle w:val="FirstParagraph"/>
-      </w:pPr>
-      <w:ins w:id="78" w:author="PR Preview" w:date="2024-01-01T00:00:00Z">
-        <w:r>
-          <w:rPr>
-            <w:b/>
-            <w:bCs/>
-          </w:rPr>
-          <w:t xml:space="preserve">Algorithm 1 (Building a SWIG for a static strategy)</w:t>
-        </w:r>
-      </w:ins>
-      <w:ins w:id="78" w:author="PR Preview" w:date="2024-01-01T00:00:00Z">
-        <w:r>
-          <w:t xml:space="preserve"> </w:t>
-        </w:r>
-      </w:ins>
-      <w:ins w:id="78" w:author="PR Preview" w:date="2024-01-01T00:00:00Z">
-        <w:r>
-          <w:t xml:space="preserve">Given a causal DAG and a static strategy</w:t>
-        </w:r>
-      </w:ins>
-      <w:ins w:id="78" w:author="PR Preview" w:date="2024-01-01T00:00:00Z">
-        <w:r>
-          <w:t xml:space="preserve"> </w:t>
-        </w:r>
-      </w:ins>
-      <m:oMath>
-        <m:acc>
-          <m:accPr>
-            <m:chr m:val="‾"/>
-          </m:accPr>
-          <m:e>
-            <m:r>
-              <m:t>a</m:t>
-            </m:r>
-          </m:e>
-        </m:acc>
-        <m:r>
-          <m:rPr>
-            <m:sty m:val="p"/>
-          </m:rPr>
-          <m:t>=</m:t>
-        </m:r>
-        <m:r>
-          <m:rPr>
-            <m:sty m:val="p"/>
-          </m:rPr>
-          <m:t>(</m:t>
-        </m:r>
-        <m:sSub>
-          <m:e>
-            <m:r>
-              <m:t>a</m:t>
-            </m:r>
-          </m:e>
-          <m:sub>
-            <m:r>
-              <m:t>0</m:t>
-            </m:r>
-          </m:sub>
-        </m:sSub>
-        <m:r>
-          <m:rPr>
-            <m:sty m:val="p"/>
-          </m:rPr>
-          <m:t>,</m:t>
-        </m:r>
-        <m:r>
-          <m:rPr>
-            <m:sty m:val="p"/>
-          </m:rPr>
-          <m:t>…</m:t>
-        </m:r>
-        <m:r>
-          <m:rPr>
-            <m:sty m:val="p"/>
-          </m:rPr>
-          <m:t>,</m:t>
-        </m:r>
-        <m:sSub>
-          <m:e>
-            <m:r>
-              <m:t>a</m:t>
-            </m:r>
-          </m:e>
-          <m:sub>
-            <m:r>
-              <m:t>K</m:t>
-            </m:r>
-          </m:sub>
-        </m:sSub>
-        <m:r>
-          <m:rPr>
-            <m:sty m:val="p"/>
-          </m:rPr>
-          <m:t>)</m:t>
-        </m:r>
-      </m:oMath>
-      <w:ins w:id="78" w:author="PR Preview" w:date="2024-01-01T00:00:00Z">
-        <w:r>
-          <w:t xml:space="preserve">:</w:t>
-        </w:r>
-      </w:ins>
-    </w:p>
-    <w:p>
-      <w:pPr>
-        <w:pStyle w:val="Compact"/>
-        <w:numPr>
-          <w:ilvl w:val="0"/>
-          <w:numId w:val="1012"/>
-        </w:numPr>
-      </w:pPr>
-      <w:ins w:id="79" w:author="PR Preview" w:date="2024-01-01T00:00:00Z">
-        <w:r>
-          <w:t xml:space="preserve">Split each treatment node</w:t>
-        </w:r>
-      </w:ins>
-      <w:ins w:id="79" w:author="PR Preview" w:date="2024-01-01T00:00:00Z">
-        <w:r>
-          <w:t xml:space="preserve"> </w:t>
-        </w:r>
-      </w:ins>
-      <m:oMath>
-        <m:sSub>
-          <m:e>
-            <m:r>
-              <m:t>A</m:t>
-            </m:r>
-          </m:e>
-          <m:sub>
-            <m:r>
-              <m:t>k</m:t>
-            </m:r>
-          </m:sub>
-        </m:sSub>
-      </m:oMath>
-      <w:ins w:id="79" w:author="PR Preview" w:date="2024-01-01T00:00:00Z">
-        <w:r>
-          <w:t xml:space="preserve"> </w:t>
-        </w:r>
-      </w:ins>
-      <w:ins w:id="79" w:author="PR Preview" w:date="2024-01-01T00:00:00Z">
-        <w:r>
-          <w:t xml:space="preserve">into two halves.</w:t>
-        </w:r>
-      </w:ins>
-      <w:ins w:id="79" w:author="PR Preview" w:date="2024-01-01T00:00:00Z">
-        <w:r>
-          <w:t xml:space="preserve"> </w:t>
-        </w:r>
-      </w:ins>
-      <w:ins w:id="79" w:author="PR Preview" w:date="2024-01-01T00:00:00Z">
-        <w:r>
-          <w:t xml:space="preserve">The right half is the value</w:t>
-        </w:r>
-      </w:ins>
-      <w:ins w:id="79" w:author="PR Preview" w:date="2024-01-01T00:00:00Z">
-        <w:r>
-          <w:t xml:space="preserve"> </w:t>
-        </w:r>
-      </w:ins>
-      <m:oMath>
-        <m:sSub>
-          <m:e>
-            <m:r>
-              <m:t>a</m:t>
-            </m:r>
-          </m:e>
-          <m:sub>
-            <m:r>
-              <m:t>k</m:t>
-            </m:r>
-          </m:sub>
-        </m:sSub>
-      </m:oMath>
-      <w:ins w:id="79" w:author="PR Preview" w:date="2024-01-01T00:00:00Z">
-        <w:r>
-          <w:t xml:space="preserve"> </w:t>
-        </w:r>
-      </w:ins>
-      <w:ins w:id="79" w:author="PR Preview" w:date="2024-01-01T00:00:00Z">
-        <w:r>
-          <w:t xml:space="preserve">set by the intervention;</w:t>
-        </w:r>
-      </w:ins>
-      <w:ins w:id="79" w:author="PR Preview" w:date="2024-01-01T00:00:00Z">
-        <w:r>
-          <w:t xml:space="preserve"> </w:t>
-        </w:r>
-      </w:ins>
-      <w:ins w:id="79" w:author="PR Preview" w:date="2024-01-01T00:00:00Z">
-        <w:r>
-          <w:t xml:space="preserve">the left half is the treatment that would be observed after intervening on all</w:t>
-        </w:r>
-      </w:ins>
-      <w:ins w:id="79" w:author="PR Preview" w:date="2024-01-01T00:00:00Z">
-        <w:r>
-          <w:t xml:space="preserve"> </w:t>
-        </w:r>
-      </w:ins>
-      <w:ins w:id="79" w:author="PR Preview" w:date="2024-01-01T00:00:00Z">
-        <w:r>
-          <w:rPr>
-            <w:i/>
-            <w:iCs/>
-          </w:rPr>
-          <w:t xml:space="preserve">earlier</w:t>
-        </w:r>
-      </w:ins>
-      <w:ins w:id="79" w:author="PR Preview" w:date="2024-01-01T00:00:00Z">
-        <w:r>
-          <w:t xml:space="preserve"> </w:t>
-        </w:r>
-      </w:ins>
-      <w:ins w:id="79" w:author="PR Preview" w:date="2024-01-01T00:00:00Z">
-        <w:r>
-          <w:t xml:space="preserve">treatments,</w:t>
-        </w:r>
-      </w:ins>
-      <w:ins w:id="79" w:author="PR Preview" w:date="2024-01-01T00:00:00Z">
-        <w:r>
-          <w:t xml:space="preserve"> </w:t>
-        </w:r>
-      </w:ins>
-      <m:oMath>
-        <m:sSubSup>
-          <m:e>
-            <m:r>
-              <m:t>A</m:t>
-            </m:r>
-          </m:e>
-          <m:sub>
-            <m:r>
-              <m:t>k</m:t>
-            </m:r>
-          </m:sub>
-          <m:sup>
-            <m:sSub>
-              <m:e>
-                <m:acc>
-                  <m:accPr>
-                    <m:chr m:val="‾"/>
-                  </m:accPr>
-                  <m:e>
-                    <m:r>
-                      <m:t>a</m:t>
-                    </m:r>
-                  </m:e>
-                </m:acc>
-              </m:e>
-              <m:sub>
-                <m:r>
-                  <m:t>k</m:t>
-                </m:r>
-                <m:r>
-                  <m:rPr>
-                    <m:sty m:val="p"/>
-                  </m:rPr>
-                  <m:t>−</m:t>
-                </m:r>
-                <m:r>
-                  <m:t>1</m:t>
-                </m:r>
-              </m:sub>
-            </m:sSub>
-          </m:sup>
-        </m:sSubSup>
-      </m:oMath>
-      <w:ins w:id="79" w:author="PR Preview" w:date="2024-01-01T00:00:00Z">
-        <w:r>
-          <w:t xml:space="preserve"> </w:t>
-        </w:r>
-      </w:ins>
-      <w:ins w:id="79" w:author="PR Preview" w:date="2024-01-01T00:00:00Z">
-        <w:r>
-          <w:t xml:space="preserve">(for</w:t>
-        </w:r>
-      </w:ins>
-      <w:ins w:id="79" w:author="PR Preview" w:date="2024-01-01T00:00:00Z">
-        <w:r>
-          <w:t xml:space="preserve"> </w:t>
-        </w:r>
-      </w:ins>
-      <m:oMath>
-        <m:r>
-          <m:t>k</m:t>
-        </m:r>
-        <m:r>
-          <m:rPr>
-            <m:sty m:val="p"/>
-          </m:rPr>
-          <m:t>=</m:t>
-        </m:r>
-        <m:r>
-          <m:t>0</m:t>
-        </m:r>
-      </m:oMath>
-      <w:ins w:id="79" w:author="PR Preview" w:date="2024-01-01T00:00:00Z">
-        <w:r>
-          <w:t xml:space="preserve">, simply</w:t>
-        </w:r>
-      </w:ins>
-      <w:ins w:id="79" w:author="PR Preview" w:date="2024-01-01T00:00:00Z">
-        <w:r>
-          <w:t xml:space="preserve"> </w:t>
-        </w:r>
-      </w:ins>
-      <m:oMath>
-        <m:sSub>
-          <m:e>
-            <m:r>
-              <m:t>A</m:t>
-            </m:r>
-          </m:e>
-          <m:sub>
-            <m:r>
-              <m:t>0</m:t>
-            </m:r>
-          </m:sub>
-        </m:sSub>
-      </m:oMath>
-      <w:ins w:id="79" w:author="PR Preview" w:date="2024-01-01T00:00:00Z">
-        <w:r>
-          <w:t xml:space="preserve">).</w:t>
-        </w:r>
-      </w:ins>
-    </w:p>
-    <w:p>
-      <w:pPr>
-        <w:pStyle w:val="Compact"/>
-        <w:numPr>
-          <w:ilvl w:val="0"/>
-          <w:numId w:val="1012"/>
-        </w:numPr>
-      </w:pPr>
-      <w:ins w:id="80" w:author="PR Preview" w:date="2024-01-01T00:00:00Z">
-        <w:r>
-          <w:t xml:space="preserve">Rewire the arrows: arrows into a treatment point into its left half;</w:t>
-        </w:r>
-      </w:ins>
-      <w:ins w:id="80" w:author="PR Preview" w:date="2024-01-01T00:00:00Z">
-        <w:r>
-          <w:t xml:space="preserve"> </w:t>
-        </w:r>
-      </w:ins>
-      <w:ins w:id="80" w:author="PR Preview" w:date="2024-01-01T00:00:00Z">
-        <w:r>
-          <w:t xml:space="preserve">arrows out of a treatment leave from its right half.</w:t>
-        </w:r>
-      </w:ins>
-    </w:p>
-    <w:p>
-      <w:pPr>
-        <w:pStyle w:val="Compact"/>
-        <w:numPr>
-          <w:ilvl w:val="0"/>
-          <w:numId w:val="1012"/>
-        </w:numPr>
-      </w:pPr>
-      <w:ins w:id="81" w:author="PR Preview" w:date="2024-01-01T00:00:00Z">
-        <w:r>
-          <w:t xml:space="preserve">Relabel every descendant of a treatment node by its counterfactual,</w:t>
-        </w:r>
-      </w:ins>
-      <w:ins w:id="81" w:author="PR Preview" w:date="2024-01-01T00:00:00Z">
-        <w:r>
-          <w:t xml:space="preserve"> </w:t>
-        </w:r>
-      </w:ins>
-      <w:ins w:id="81" w:author="PR Preview" w:date="2024-01-01T00:00:00Z">
-        <w:r>
-          <w:t xml:space="preserve">with a superscript listing the interventions on the treatments that precede it:</w:t>
-        </w:r>
-      </w:ins>
-      <w:ins w:id="81" w:author="PR Preview" w:date="2024-01-01T00:00:00Z">
-        <w:r>
-          <w:t xml:space="preserve"> </w:t>
-        </w:r>
-      </w:ins>
-      <w:ins w:id="81" w:author="PR Preview" w:date="2024-01-01T00:00:00Z">
-        <w:r>
-          <w:t xml:space="preserve">a covariate</w:t>
-        </w:r>
-      </w:ins>
-      <w:ins w:id="81" w:author="PR Preview" w:date="2024-01-01T00:00:00Z">
-        <w:r>
-          <w:t xml:space="preserve"> </w:t>
-        </w:r>
-      </w:ins>
-      <m:oMath>
-        <m:sSub>
-          <m:e>
-            <m:r>
-              <m:t>L</m:t>
-            </m:r>
-          </m:e>
-          <m:sub>
-            <m:r>
-              <m:t>k</m:t>
-            </m:r>
-          </m:sub>
-        </m:sSub>
-      </m:oMath>
-      <w:ins w:id="81" w:author="PR Preview" w:date="2024-01-01T00:00:00Z">
-        <w:r>
-          <w:t xml:space="preserve"> </w:t>
-        </w:r>
-      </w:ins>
-      <w:ins w:id="81" w:author="PR Preview" w:date="2024-01-01T00:00:00Z">
-        <w:r>
-          <w:t xml:space="preserve">becomes</w:t>
-        </w:r>
-      </w:ins>
-      <w:ins w:id="81" w:author="PR Preview" w:date="2024-01-01T00:00:00Z">
-        <w:r>
-          <w:t xml:space="preserve"> </w:t>
-        </w:r>
-      </w:ins>
-      <m:oMath>
-        <m:sSubSup>
-          <m:e>
-            <m:r>
-              <m:t>L</m:t>
-            </m:r>
-          </m:e>
-          <m:sub>
-            <m:r>
-              <m:t>k</m:t>
-            </m:r>
-          </m:sub>
-          <m:sup>
-            <m:sSub>
-              <m:e>
-                <m:acc>
-                  <m:accPr>
-                    <m:chr m:val="‾"/>
-                  </m:accPr>
-                  <m:e>
-                    <m:r>
-                      <m:t>a</m:t>
-                    </m:r>
-                  </m:e>
-                </m:acc>
-              </m:e>
-              <m:sub>
-                <m:r>
-                  <m:t>k</m:t>
-                </m:r>
-                <m:r>
-                  <m:rPr>
-                    <m:sty m:val="p"/>
-                  </m:rPr>
-                  <m:t>−</m:t>
-                </m:r>
-                <m:r>
-                  <m:t>1</m:t>
-                </m:r>
-              </m:sub>
-            </m:sSub>
-          </m:sup>
-        </m:sSubSup>
-      </m:oMath>
-      <w:ins w:id="81" w:author="PR Preview" w:date="2024-01-01T00:00:00Z">
-        <w:r>
-          <w:t xml:space="preserve">, and the outcome</w:t>
-        </w:r>
-      </w:ins>
-      <w:ins w:id="81" w:author="PR Preview" w:date="2024-01-01T00:00:00Z">
-        <w:r>
-          <w:t xml:space="preserve"> </w:t>
-        </w:r>
-      </w:ins>
-      <m:oMath>
-        <m:r>
-          <m:t>Y</m:t>
-        </m:r>
-      </m:oMath>
-      <w:ins w:id="81" w:author="PR Preview" w:date="2024-01-01T00:00:00Z">
-        <w:r>
-          <w:t xml:space="preserve"> </w:t>
-        </w:r>
-      </w:ins>
-      <w:ins w:id="81" w:author="PR Preview" w:date="2024-01-01T00:00:00Z">
-        <w:r>
-          <w:t xml:space="preserve">becomes</w:t>
-        </w:r>
-      </w:ins>
-      <w:ins w:id="81" w:author="PR Preview" w:date="2024-01-01T00:00:00Z">
-        <w:r>
-          <w:t xml:space="preserve"> </w:t>
-        </w:r>
-      </w:ins>
-      <m:oMath>
-        <m:sSup>
-          <m:e>
-            <m:r>
-              <m:t>Y</m:t>
-            </m:r>
-          </m:e>
-          <m:sup>
-            <m:acc>
-              <m:accPr>
-                <m:chr m:val="‾"/>
-              </m:accPr>
-              <m:e>
-                <m:r>
-                  <m:t>a</m:t>
-                </m:r>
-              </m:e>
-            </m:acc>
-          </m:sup>
-        </m:sSup>
-      </m:oMath>
-      <w:ins w:id="81" w:author="PR Preview" w:date="2024-01-01T00:00:00Z">
-        <w:r>
-          <w:t xml:space="preserve">.</w:t>
-        </w:r>
-      </w:ins>
-    </w:p>
-    <w:bookmarkEnd w:id="62"/>
     <w:tbl>
       <w:tblPr>
         <w:tblStyle w:val="Table"/>
@@ -16869,6 +16346,486 @@
           <w:p>
             <w:pPr>
               <w:pStyle w:val="FirstParagraph"/>
+            </w:pPr>
+            <w:pPr>
+              <w:spacing w:before="16" w:after="64"/>
+            </w:pPr>
+          </w:p>
+          <w:bookmarkStart w:id="62" w:name="alg-swig-static-strategy"/>
+          <w:p>
+            <w:pPr>
+              <w:pStyle w:val="BodyText"/>
+            </w:pPr>
+            <w:r>
+              <w:rPr>
+                <w:b/>
+                <w:bCs/>
+              </w:rPr>
+              <w:t xml:space="preserve">Algorithm 1 (Building a SWIG for a static strategy)</w:t>
+            </w:r>
+            <w:r>
+              <w:t xml:space="preserve"> </w:t>
+            </w:r>
+            <w:r>
+              <w:t xml:space="preserve">Given a causal DAG and a static strategy</w:t>
+            </w:r>
+            <w:r>
+              <w:t xml:space="preserve"> </w:t>
+            </w:r>
+            <m:oMath>
+              <m:acc>
+                <m:accPr>
+                  <m:chr m:val="‾"/>
+                </m:accPr>
+                <m:e>
+                  <m:r>
+                    <m:t>a</m:t>
+                  </m:r>
+                </m:e>
+              </m:acc>
+              <m:r>
+                <m:rPr>
+                  <m:sty m:val="p"/>
+                </m:rPr>
+                <m:t>=</m:t>
+              </m:r>
+              <m:r>
+                <m:rPr>
+                  <m:sty m:val="p"/>
+                </m:rPr>
+                <m:t>(</m:t>
+              </m:r>
+              <m:sSub>
+                <m:e>
+                  <m:r>
+                    <m:t>a</m:t>
+                  </m:r>
+                </m:e>
+                <m:sub>
+                  <m:r>
+                    <m:t>0</m:t>
+                  </m:r>
+                </m:sub>
+              </m:sSub>
+              <m:r>
+                <m:rPr>
+                  <m:sty m:val="p"/>
+                </m:rPr>
+                <m:t>,</m:t>
+              </m:r>
+              <m:r>
+                <m:rPr>
+                  <m:sty m:val="p"/>
+                </m:rPr>
+                <m:t>…</m:t>
+              </m:r>
+              <m:r>
+                <m:rPr>
+                  <m:sty m:val="p"/>
+                </m:rPr>
+                <m:t>,</m:t>
+              </m:r>
+              <m:sSub>
+                <m:e>
+                  <m:r>
+                    <m:t>a</m:t>
+                  </m:r>
+                </m:e>
+                <m:sub>
+                  <m:r>
+                    <m:t>K</m:t>
+                  </m:r>
+                </m:sub>
+              </m:sSub>
+              <m:r>
+                <m:rPr>
+                  <m:sty m:val="p"/>
+                </m:rPr>
+                <m:t>)</m:t>
+              </m:r>
+            </m:oMath>
+            <w:r>
+              <w:t xml:space="preserve">:</w:t>
+            </w:r>
+          </w:p>
+          <w:p>
+            <w:pPr>
+              <w:pStyle w:val="Compact"/>
+              <w:numPr>
+                <w:ilvl w:val="0"/>
+                <w:numId w:val="1012"/>
+              </w:numPr>
+            </w:pPr>
+            <w:r>
+              <w:t xml:space="preserve">Split each treatment node</w:t>
+            </w:r>
+            <w:r>
+              <w:t xml:space="preserve"> </w:t>
+            </w:r>
+            <m:oMath>
+              <m:sSub>
+                <m:e>
+                  <m:r>
+                    <m:t>A</m:t>
+                  </m:r>
+                </m:e>
+                <m:sub>
+                  <m:r>
+                    <m:t>k</m:t>
+                  </m:r>
+                </m:sub>
+              </m:sSub>
+            </m:oMath>
+            <w:r>
+              <w:t xml:space="preserve"> </w:t>
+            </w:r>
+            <w:r>
+              <w:t xml:space="preserve">into two halves.</w:t>
+            </w:r>
+            <w:r>
+              <w:t xml:space="preserve"> </w:t>
+            </w:r>
+            <w:r>
+              <w:t xml:space="preserve">The right half is the value</w:t>
+            </w:r>
+            <w:r>
+              <w:t xml:space="preserve"> </w:t>
+            </w:r>
+            <m:oMath>
+              <m:sSub>
+                <m:e>
+                  <m:r>
+                    <m:t>a</m:t>
+                  </m:r>
+                </m:e>
+                <m:sub>
+                  <m:r>
+                    <m:t>k</m:t>
+                  </m:r>
+                </m:sub>
+              </m:sSub>
+            </m:oMath>
+            <w:r>
+              <w:t xml:space="preserve"> </w:t>
+            </w:r>
+            <w:r>
+              <w:t xml:space="preserve">set by the intervention;</w:t>
+            </w:r>
+            <w:r>
+              <w:t xml:space="preserve"> </w:t>
+            </w:r>
+            <w:r>
+              <w:t xml:space="preserve">the left half is the treatment that would be observed after intervening on all</w:t>
+            </w:r>
+            <w:r>
+              <w:t xml:space="preserve"> </w:t>
+            </w:r>
+            <w:r>
+              <w:rPr>
+                <w:i/>
+                <w:iCs/>
+              </w:rPr>
+              <w:t xml:space="preserve">earlier</w:t>
+            </w:r>
+            <w:r>
+              <w:t xml:space="preserve"> </w:t>
+            </w:r>
+            <w:r>
+              <w:t xml:space="preserve">treatments,</w:t>
+            </w:r>
+            <w:r>
+              <w:t xml:space="preserve"> </w:t>
+            </w:r>
+            <m:oMath>
+              <m:sSubSup>
+                <m:e>
+                  <m:r>
+                    <m:t>A</m:t>
+                  </m:r>
+                </m:e>
+                <m:sub>
+                  <m:r>
+                    <m:t>k</m:t>
+                  </m:r>
+                </m:sub>
+                <m:sup>
+                  <m:sSub>
+                    <m:e>
+                      <m:acc>
+                        <m:accPr>
+                          <m:chr m:val="‾"/>
+                        </m:accPr>
+                        <m:e>
+                          <m:r>
+                            <m:t>a</m:t>
+                          </m:r>
+                        </m:e>
+                      </m:acc>
+                    </m:e>
+                    <m:sub>
+                      <m:r>
+                        <m:t>k</m:t>
+                      </m:r>
+                      <m:r>
+                        <m:rPr>
+                          <m:sty m:val="p"/>
+                        </m:rPr>
+                        <m:t>−</m:t>
+                      </m:r>
+                      <m:r>
+                        <m:t>1</m:t>
+                      </m:r>
+                    </m:sub>
+                  </m:sSub>
+                </m:sup>
+              </m:sSubSup>
+            </m:oMath>
+            <w:r>
+              <w:t xml:space="preserve"> </w:t>
+            </w:r>
+            <w:r>
+              <w:t xml:space="preserve">(for</w:t>
+            </w:r>
+            <w:r>
+              <w:t xml:space="preserve"> </w:t>
+            </w:r>
+            <m:oMath>
+              <m:r>
+                <m:t>k</m:t>
+              </m:r>
+              <m:r>
+                <m:rPr>
+                  <m:sty m:val="p"/>
+                </m:rPr>
+                <m:t>=</m:t>
+              </m:r>
+              <m:r>
+                <m:t>0</m:t>
+              </m:r>
+            </m:oMath>
+            <w:r>
+              <w:t xml:space="preserve">, simply</w:t>
+            </w:r>
+            <w:r>
+              <w:t xml:space="preserve"> </w:t>
+            </w:r>
+            <m:oMath>
+              <m:sSub>
+                <m:e>
+                  <m:r>
+                    <m:t>A</m:t>
+                  </m:r>
+                </m:e>
+                <m:sub>
+                  <m:r>
+                    <m:t>0</m:t>
+                  </m:r>
+                </m:sub>
+              </m:sSub>
+            </m:oMath>
+            <w:r>
+              <w:t xml:space="preserve">).</w:t>
+            </w:r>
+          </w:p>
+          <w:p>
+            <w:pPr>
+              <w:pStyle w:val="Compact"/>
+              <w:numPr>
+                <w:ilvl w:val="0"/>
+                <w:numId w:val="1012"/>
+              </w:numPr>
+            </w:pPr>
+            <w:r>
+              <w:t xml:space="preserve">Rewire the arrows: arrows into a treatment point into its left half;</w:t>
+            </w:r>
+            <w:r>
+              <w:t xml:space="preserve"> </w:t>
+            </w:r>
+            <w:r>
+              <w:t xml:space="preserve">arrows out of a treatment leave from its right half.</w:t>
+            </w:r>
+          </w:p>
+          <w:p>
+            <w:pPr>
+              <w:pStyle w:val="Compact"/>
+              <w:numPr>
+                <w:ilvl w:val="0"/>
+                <w:numId w:val="1012"/>
+              </w:numPr>
+            </w:pPr>
+            <w:r>
+              <w:t xml:space="preserve">Relabel every descendant of a treatment node by its counterfactual,</w:t>
+            </w:r>
+            <w:r>
+              <w:t xml:space="preserve"> </w:t>
+            </w:r>
+            <w:r>
+              <w:t xml:space="preserve">with a superscript listing the interventions on the treatments that precede it:</w:t>
+            </w:r>
+            <w:r>
+              <w:t xml:space="preserve"> </w:t>
+            </w:r>
+            <w:r>
+              <w:t xml:space="preserve">a covariate</w:t>
+            </w:r>
+            <w:r>
+              <w:t xml:space="preserve"> </w:t>
+            </w:r>
+            <m:oMath>
+              <m:sSub>
+                <m:e>
+                  <m:r>
+                    <m:t>L</m:t>
+                  </m:r>
+                </m:e>
+                <m:sub>
+                  <m:r>
+                    <m:t>k</m:t>
+                  </m:r>
+                </m:sub>
+              </m:sSub>
+            </m:oMath>
+            <w:r>
+              <w:t xml:space="preserve"> </w:t>
+            </w:r>
+            <w:r>
+              <w:t xml:space="preserve">becomes</w:t>
+            </w:r>
+            <w:r>
+              <w:t xml:space="preserve"> </w:t>
+            </w:r>
+            <m:oMath>
+              <m:sSubSup>
+                <m:e>
+                  <m:r>
+                    <m:t>L</m:t>
+                  </m:r>
+                </m:e>
+                <m:sub>
+                  <m:r>
+                    <m:t>k</m:t>
+                  </m:r>
+                </m:sub>
+                <m:sup>
+                  <m:sSub>
+                    <m:e>
+                      <m:acc>
+                        <m:accPr>
+                          <m:chr m:val="‾"/>
+                        </m:accPr>
+                        <m:e>
+                          <m:r>
+                            <m:t>a</m:t>
+                          </m:r>
+                        </m:e>
+                      </m:acc>
+                    </m:e>
+                    <m:sub>
+                      <m:r>
+                        <m:t>k</m:t>
+                      </m:r>
+                      <m:r>
+                        <m:rPr>
+                          <m:sty m:val="p"/>
+                        </m:rPr>
+                        <m:t>−</m:t>
+                      </m:r>
+                      <m:r>
+                        <m:t>1</m:t>
+                      </m:r>
+                    </m:sub>
+                  </m:sSub>
+                </m:sup>
+              </m:sSubSup>
+            </m:oMath>
+            <w:r>
+              <w:t xml:space="preserve">, and the outcome</w:t>
+            </w:r>
+            <w:r>
+              <w:t xml:space="preserve"> </w:t>
+            </w:r>
+            <m:oMath>
+              <m:r>
+                <m:t>Y</m:t>
+              </m:r>
+            </m:oMath>
+            <w:r>
+              <w:t xml:space="preserve"> </w:t>
+            </w:r>
+            <w:r>
+              <w:t xml:space="preserve">becomes</w:t>
+            </w:r>
+            <w:r>
+              <w:t xml:space="preserve"> </w:t>
+            </w:r>
+            <m:oMath>
+              <m:sSup>
+                <m:e>
+                  <m:r>
+                    <m:t>Y</m:t>
+                  </m:r>
+                </m:e>
+                <m:sup>
+                  <m:acc>
+                    <m:accPr>
+                      <m:chr m:val="‾"/>
+                    </m:accPr>
+                    <m:e>
+                      <m:r>
+                        <m:t>a</m:t>
+                      </m:r>
+                    </m:e>
+                  </m:acc>
+                </m:sup>
+              </m:sSup>
+            </m:oMath>
+            <w:r>
+              <w:t xml:space="preserve">.</w:t>
+            </w:r>
+          </w:p>
+          <w:bookmarkEnd w:id="62"/>
+        </w:tc>
+      </w:tr>
+    </w:tbl>
+    <w:p>
+      <w:pPr>
+        <w:pStyle w:val="FirstParagraph"/>
+      </w:pPr>
+      <w:ins w:id="78" w:author="PR Preview" w:date="2024-01-01T00:00:00Z">
+        <w:r>
+          <w:t xml:space="preserve"> </w:t>
+        </w:r>
+      </w:ins>
+    </w:p>
+    <w:tbl>
+      <w:tblPr>
+        <w:tblStyle w:val="Table"/>
+        <w:tblInd w:w="164" w:type="dxa"/>
+        <w:tblBorders>
+          <w:left w:val="single" w:sz="24" w:space="0" w:color="909090"/>
+        </w:tblBorders>
+        <w:tblCellMar>
+          <w:left w:w="0" w:type="dxa"/>
+          <w:right w:w="0" w:type="dxa"/>
+        </w:tblCellMar>
+        <w:tblLook w:firstRow="0" w:lastRow="0" w:firstColumn="0" w:lastColumn="0" w:noHBand="0" w:noVBand="0" w:val="0000"/>
+      </w:tblPr>
+      <w:tblGrid>
+        <w:gridCol w:w="7920"/>
+      </w:tblGrid>
+      <w:tr>
+        <w:trPr>
+          <w:cantSplit/>
+        </w:trPr>
+        <w:tc>
+          <w:tcPr>
+            <w:tcMar>
+              <w:left w:w="144" w:type="dxa"/>
+            </w:tcMar>
+          </w:tcPr>
+          <w:p>
+            <w:pPr>
+              <w:pStyle w:val="BodyText"/>
             </w:pPr>
             <w:pPr>
               <w:spacing w:before="16" w:after="64"/>
@@ -18093,7 +18050,7 @@
       <w:pPr>
         <w:pStyle w:val="BodyText"/>
       </w:pPr>
-      <w:ins w:id="85" w:author="PR Preview" w:date="2024-01-01T00:00:00Z">
+      <w:ins w:id="82" w:author="PR Preview" w:date="2024-01-01T00:00:00Z">
         <w:r>
           <w:t xml:space="preserve"> </w:t>
         </w:r>
@@ -18716,7 +18673,7 @@
       <w:pPr>
         <w:pStyle w:val="BodyText"/>
       </w:pPr>
-      <w:ins w:id="86" w:author="PR Preview" w:date="2024-01-01T00:00:00Z">
+      <w:ins w:id="83" w:author="PR Preview" w:date="2024-01-01T00:00:00Z">
         <w:r>
           <w:t xml:space="preserve"> </w:t>
         </w:r>
@@ -19766,7 +19723,7 @@
       <w:pPr>
         <w:pStyle w:val="FirstParagraph"/>
       </w:pPr>
-      <w:ins w:id="88" w:author="PR Preview" w:date="2024-01-01T00:00:00Z">
+      <w:ins w:id="85" w:author="PR Preview" w:date="2024-01-01T00:00:00Z">
         <w:r>
           <w:t xml:space="preserve"> </w:t>
         </w:r>
@@ -22462,12 +22419,12 @@
       <w:pPr>
         <w:pStyle w:val="FirstParagraph"/>
       </w:pPr>
-      <w:ins w:id="90" w:author="PR Preview" w:date="2024-01-01T00:00:00Z">
+      <w:ins w:id="87" w:author="PR Preview" w:date="2024-01-01T00:00:00Z">
         <w:r>
           <w:t xml:space="preserve">We write</w:t>
         </w:r>
       </w:ins>
-      <w:ins w:id="90" w:author="PR Preview" w:date="2024-01-01T00:00:00Z">
+      <w:ins w:id="87" w:author="PR Preview" w:date="2024-01-01T00:00:00Z">
         <w:r>
           <w:t xml:space="preserve"> </w:t>
         </w:r>
@@ -22502,27 +22459,27 @@
           </m:sub>
         </m:sSub>
       </m:oMath>
-      <w:ins w:id="90" w:author="PR Preview" w:date="2024-01-01T00:00:00Z">
+      <w:ins w:id="87" w:author="PR Preview" w:date="2024-01-01T00:00:00Z">
         <w:r>
           <w:t xml:space="preserve"> </w:t>
         </w:r>
       </w:ins>
-      <w:ins w:id="90" w:author="PR Preview" w:date="2024-01-01T00:00:00Z">
+      <w:ins w:id="87" w:author="PR Preview" w:date="2024-01-01T00:00:00Z">
         <w:r>
           <w:t xml:space="preserve">(an underbar for</w:t>
         </w:r>
       </w:ins>
-      <w:ins w:id="90" w:author="PR Preview" w:date="2024-01-01T00:00:00Z">
+      <w:ins w:id="87" w:author="PR Preview" w:date="2024-01-01T00:00:00Z">
         <w:r>
           <w:t xml:space="preserve"> </w:t>
         </w:r>
       </w:ins>
-      <w:ins w:id="90" w:author="PR Preview" w:date="2024-01-01T00:00:00Z">
+      <w:ins w:id="87" w:author="PR Preview" w:date="2024-01-01T00:00:00Z">
         <w:r>
           <w:t xml:space="preserve">“from</w:t>
         </w:r>
       </w:ins>
-      <w:ins w:id="90" w:author="PR Preview" w:date="2024-01-01T00:00:00Z">
+      <w:ins w:id="87" w:author="PR Preview" w:date="2024-01-01T00:00:00Z">
         <w:r>
           <w:t xml:space="preserve"> </w:t>
         </w:r>
@@ -22541,32 +22498,32 @@
           <m:t>1</m:t>
         </m:r>
       </m:oMath>
-      <w:ins w:id="90" w:author="PR Preview" w:date="2024-01-01T00:00:00Z">
+      <w:ins w:id="87" w:author="PR Preview" w:date="2024-01-01T00:00:00Z">
         <w:r>
           <w:t xml:space="preserve"> </w:t>
         </w:r>
       </w:ins>
-      <w:ins w:id="90" w:author="PR Preview" w:date="2024-01-01T00:00:00Z">
+      <w:ins w:id="87" w:author="PR Preview" w:date="2024-01-01T00:00:00Z">
         <w:r>
           <w:t xml:space="preserve">onward”</w:t>
         </w:r>
       </w:ins>
-      <w:ins w:id="90" w:author="PR Preview" w:date="2024-01-01T00:00:00Z">
+      <w:ins w:id="87" w:author="PR Preview" w:date="2024-01-01T00:00:00Z">
         <w:r>
           <w:t xml:space="preserve">)</w:t>
         </w:r>
       </w:ins>
-      <w:ins w:id="90" w:author="PR Preview" w:date="2024-01-01T00:00:00Z">
+      <w:ins w:id="87" w:author="PR Preview" w:date="2024-01-01T00:00:00Z">
         <w:r>
           <w:t xml:space="preserve"> </w:t>
         </w:r>
       </w:ins>
-      <w:ins w:id="90" w:author="PR Preview" w:date="2024-01-01T00:00:00Z">
+      <w:ins w:id="87" w:author="PR Preview" w:date="2024-01-01T00:00:00Z">
         <w:r>
           <w:t xml:space="preserve">and</w:t>
         </w:r>
       </w:ins>
-      <w:ins w:id="90" w:author="PR Preview" w:date="2024-01-01T00:00:00Z">
+      <w:ins w:id="87" w:author="PR Preview" w:date="2024-01-01T00:00:00Z">
         <w:r>
           <w:t xml:space="preserve"> </w:t>
         </w:r>
@@ -22587,37 +22544,37 @@
           </m:e>
         </m:acc>
       </m:oMath>
-      <w:ins w:id="90" w:author="PR Preview" w:date="2024-01-01T00:00:00Z">
+      <w:ins w:id="87" w:author="PR Preview" w:date="2024-01-01T00:00:00Z">
         <w:r>
           <w:t xml:space="preserve"> </w:t>
         </w:r>
       </w:ins>
-      <w:ins w:id="90" w:author="PR Preview" w:date="2024-01-01T00:00:00Z">
+      <w:ins w:id="87" w:author="PR Preview" w:date="2024-01-01T00:00:00Z">
         <w:r>
           <w:t xml:space="preserve">for the set of static strategies;</w:t>
         </w:r>
       </w:ins>
-      <w:ins w:id="90" w:author="PR Preview" w:date="2024-01-01T00:00:00Z">
+      <w:ins w:id="87" w:author="PR Preview" w:date="2024-01-01T00:00:00Z">
         <w:r>
           <w:t xml:space="preserve"> </w:t>
         </w:r>
       </w:ins>
-      <w:ins w:id="90" w:author="PR Preview" w:date="2024-01-01T00:00:00Z">
+      <w:ins w:id="87" w:author="PR Preview" w:date="2024-01-01T00:00:00Z">
         <w:r>
           <w:t xml:space="preserve">the book’s typography for these symbols differs slightly.</w:t>
         </w:r>
       </w:ins>
-      <w:ins w:id="90" w:author="PR Preview" w:date="2024-01-01T00:00:00Z">
+      <w:ins w:id="87" w:author="PR Preview" w:date="2024-01-01T00:00:00Z">
         <w:r>
           <w:t xml:space="preserve"> </w:t>
         </w:r>
       </w:ins>
-      <w:ins w:id="90" w:author="PR Preview" w:date="2024-01-01T00:00:00Z">
+      <w:ins w:id="87" w:author="PR Preview" w:date="2024-01-01T00:00:00Z">
         <w:r>
           <w:t xml:space="preserve">In the dynamic version we write the conditioning history as</w:t>
         </w:r>
       </w:ins>
-      <w:ins w:id="90" w:author="PR Preview" w:date="2024-01-01T00:00:00Z">
+      <w:ins w:id="87" w:author="PR Preview" w:date="2024-01-01T00:00:00Z">
         <w:r>
           <w:t xml:space="preserve"> </w:t>
         </w:r>
@@ -22701,22 +22658,22 @@
           <m:t>)</m:t>
         </m:r>
       </m:oMath>
-      <w:ins w:id="90" w:author="PR Preview" w:date="2024-01-01T00:00:00Z">
+      <w:ins w:id="87" w:author="PR Preview" w:date="2024-01-01T00:00:00Z">
         <w:r>
           <w:t xml:space="preserve">,</w:t>
         </w:r>
       </w:ins>
-      <w:ins w:id="90" w:author="PR Preview" w:date="2024-01-01T00:00:00Z">
+      <w:ins w:id="87" w:author="PR Preview" w:date="2024-01-01T00:00:00Z">
         <w:r>
           <w:t xml:space="preserve"> </w:t>
         </w:r>
       </w:ins>
-      <w:ins w:id="90" w:author="PR Preview" w:date="2024-01-01T00:00:00Z">
+      <w:ins w:id="87" w:author="PR Preview" w:date="2024-01-01T00:00:00Z">
         <w:r>
           <w:t xml:space="preserve">matching</w:t>
         </w:r>
       </w:ins>
-      <w:ins w:id="90" w:author="PR Preview" w:date="2024-01-01T00:00:00Z">
+      <w:ins w:id="87" w:author="PR Preview" w:date="2024-01-01T00:00:00Z">
         <w:r>
           <w:t xml:space="preserve"> </w:t>
         </w:r>
@@ -22729,7 +22686,7 @@
           <w:t xml:space="preserve">Definition 6</w:t>
         </w:r>
       </w:hyperlink>
-      <w:ins w:id="90" w:author="PR Preview" w:date="2024-01-01T00:00:00Z">
+      <w:ins w:id="87" w:author="PR Preview" w:date="2024-01-01T00:00:00Z">
         <w:r>
           <w:t xml:space="preserve">.</w:t>
         </w:r>
@@ -23370,7 +23327,7 @@
       <w:pPr>
         <w:pStyle w:val="BodyText"/>
       </w:pPr>
-      <w:ins w:id="94" w:author="PR Preview" w:date="2024-01-01T00:00:00Z">
+      <w:ins w:id="91" w:author="PR Preview" w:date="2024-01-01T00:00:00Z">
         <w:r>
           <w:t xml:space="preserve"> </w:t>
         </w:r>
@@ -24507,22 +24464,22 @@
       <w:pPr>
         <w:pStyle w:val="FirstParagraph"/>
       </w:pPr>
-      <w:ins w:id="97" w:author="PR Preview" w:date="2024-01-01T00:00:00Z">
+      <w:ins w:id="94" w:author="PR Preview" w:date="2024-01-01T00:00:00Z">
         <w:r>
           <w:t xml:space="preserve">Another way to see the Figure 19.10 problem:</w:t>
         </w:r>
       </w:ins>
-      <w:ins w:id="97" w:author="PR Preview" w:date="2024-01-01T00:00:00Z">
+      <w:ins w:id="94" w:author="PR Preview" w:date="2024-01-01T00:00:00Z">
         <w:r>
           <w:t xml:space="preserve"> </w:t>
         </w:r>
       </w:ins>
-      <w:ins w:id="97" w:author="PR Preview" w:date="2024-01-01T00:00:00Z">
+      <w:ins w:id="94" w:author="PR Preview" w:date="2024-01-01T00:00:00Z">
         <w:r>
           <w:t xml:space="preserve">the distribution of</w:t>
         </w:r>
       </w:ins>
-      <w:ins w:id="97" w:author="PR Preview" w:date="2024-01-01T00:00:00Z">
+      <w:ins w:id="94" w:author="PR Preview" w:date="2024-01-01T00:00:00Z">
         <w:r>
           <w:t xml:space="preserve"> </w:t>
         </w:r>
@@ -24541,17 +24498,17 @@
           </m:sup>
         </m:sSup>
       </m:oMath>
-      <w:ins w:id="97" w:author="PR Preview" w:date="2024-01-01T00:00:00Z">
+      <w:ins w:id="94" w:author="PR Preview" w:date="2024-01-01T00:00:00Z">
         <w:r>
           <w:t xml:space="preserve"> </w:t>
         </w:r>
       </w:ins>
-      <w:ins w:id="97" w:author="PR Preview" w:date="2024-01-01T00:00:00Z">
+      <w:ins w:id="94" w:author="PR Preview" w:date="2024-01-01T00:00:00Z">
         <w:r>
           <w:t xml:space="preserve">depends on that of</w:t>
         </w:r>
       </w:ins>
-      <w:ins w:id="97" w:author="PR Preview" w:date="2024-01-01T00:00:00Z">
+      <w:ins w:id="94" w:author="PR Preview" w:date="2024-01-01T00:00:00Z">
         <w:r>
           <w:t xml:space="preserve"> </w:t>
         </w:r>
@@ -24599,12 +24556,12 @@
           <m:t>)</m:t>
         </m:r>
       </m:oMath>
-      <w:ins w:id="97" w:author="PR Preview" w:date="2024-01-01T00:00:00Z">
+      <w:ins w:id="94" w:author="PR Preview" w:date="2024-01-01T00:00:00Z">
         <w:r>
           <w:t xml:space="preserve">, hence on that of</w:t>
         </w:r>
       </w:ins>
-      <w:ins w:id="97" w:author="PR Preview" w:date="2024-01-01T00:00:00Z">
+      <w:ins w:id="94" w:author="PR Preview" w:date="2024-01-01T00:00:00Z">
         <w:r>
           <w:t xml:space="preserve"> </w:t>
         </w:r>
@@ -24628,22 +24585,22 @@
           </m:sup>
         </m:sSubSup>
       </m:oMath>
-      <w:ins w:id="97" w:author="PR Preview" w:date="2024-01-01T00:00:00Z">
+      <w:ins w:id="94" w:author="PR Preview" w:date="2024-01-01T00:00:00Z">
         <w:r>
           <w:t xml:space="preserve">,</w:t>
         </w:r>
       </w:ins>
-      <w:ins w:id="97" w:author="PR Preview" w:date="2024-01-01T00:00:00Z">
+      <w:ins w:id="94" w:author="PR Preview" w:date="2024-01-01T00:00:00Z">
         <w:r>
           <w:t xml:space="preserve"> </w:t>
         </w:r>
       </w:ins>
-      <w:ins w:id="97" w:author="PR Preview" w:date="2024-01-01T00:00:00Z">
+      <w:ins w:id="94" w:author="PR Preview" w:date="2024-01-01T00:00:00Z">
         <w:r>
           <w:t xml:space="preserve">and the open path</w:t>
         </w:r>
       </w:ins>
-      <w:ins w:id="97" w:author="PR Preview" w:date="2024-01-01T00:00:00Z">
+      <w:ins w:id="94" w:author="PR Preview" w:date="2024-01-01T00:00:00Z">
         <w:r>
           <w:t xml:space="preserve"> </w:t>
         </w:r>
@@ -24703,17 +24660,17 @@
           </m:sup>
         </m:sSubSup>
       </m:oMath>
-      <w:ins w:id="97" w:author="PR Preview" w:date="2024-01-01T00:00:00Z">
+      <w:ins w:id="94" w:author="PR Preview" w:date="2024-01-01T00:00:00Z">
         <w:r>
           <w:t xml:space="preserve"> </w:t>
         </w:r>
       </w:ins>
-      <w:ins w:id="97" w:author="PR Preview" w:date="2024-01-01T00:00:00Z">
+      <w:ins w:id="94" w:author="PR Preview" w:date="2024-01-01T00:00:00Z">
         <w:r>
           <w:t xml:space="preserve">means that</w:t>
         </w:r>
       </w:ins>
-      <w:ins w:id="97" w:author="PR Preview" w:date="2024-01-01T00:00:00Z">
+      <w:ins w:id="94" w:author="PR Preview" w:date="2024-01-01T00:00:00Z">
         <w:r>
           <w:t xml:space="preserve"> </w:t>
         </w:r>
@@ -24770,27 +24727,27 @@
           </m:sub>
         </m:sSub>
       </m:oMath>
-      <w:ins w:id="97" w:author="PR Preview" w:date="2024-01-01T00:00:00Z">
+      <w:ins w:id="94" w:author="PR Preview" w:date="2024-01-01T00:00:00Z">
         <w:r>
           <w:t xml:space="preserve"> </w:t>
         </w:r>
       </w:ins>
-      <w:ins w:id="97" w:author="PR Preview" w:date="2024-01-01T00:00:00Z">
+      <w:ins w:id="94" w:author="PR Preview" w:date="2024-01-01T00:00:00Z">
         <w:r>
           <w:t xml:space="preserve">generically (under faithfulness) fails,</w:t>
         </w:r>
       </w:ins>
-      <w:ins w:id="97" w:author="PR Preview" w:date="2024-01-01T00:00:00Z">
+      <w:ins w:id="94" w:author="PR Preview" w:date="2024-01-01T00:00:00Z">
         <w:r>
           <w:t xml:space="preserve"> </w:t>
         </w:r>
       </w:ins>
-      <w:ins w:id="97" w:author="PR Preview" w:date="2024-01-01T00:00:00Z">
+      <w:ins w:id="94" w:author="PR Preview" w:date="2024-01-01T00:00:00Z">
         <w:r>
           <w:t xml:space="preserve">so the distribution of</w:t>
         </w:r>
       </w:ins>
-      <w:ins w:id="97" w:author="PR Preview" w:date="2024-01-01T00:00:00Z">
+      <w:ins w:id="94" w:author="PR Preview" w:date="2024-01-01T00:00:00Z">
         <w:r>
           <w:t xml:space="preserve"> </w:t>
         </w:r>
@@ -24814,17 +24771,17 @@
           </m:sup>
         </m:sSubSup>
       </m:oMath>
-      <w:ins w:id="97" w:author="PR Preview" w:date="2024-01-01T00:00:00Z">
+      <w:ins w:id="94" w:author="PR Preview" w:date="2024-01-01T00:00:00Z">
         <w:r>
           <w:t xml:space="preserve"> </w:t>
         </w:r>
       </w:ins>
-      <w:ins w:id="97" w:author="PR Preview" w:date="2024-01-01T00:00:00Z">
+      <w:ins w:id="94" w:author="PR Preview" w:date="2024-01-01T00:00:00Z">
         <w:r>
           <w:t xml:space="preserve">cannot be read off the data among those with</w:t>
         </w:r>
       </w:ins>
-      <w:ins w:id="97" w:author="PR Preview" w:date="2024-01-01T00:00:00Z">
+      <w:ins w:id="94" w:author="PR Preview" w:date="2024-01-01T00:00:00Z">
         <w:r>
           <w:t xml:space="preserve"> </w:t>
         </w:r>
@@ -24861,47 +24818,47 @@
           </m:sub>
         </m:sSub>
       </m:oMath>
-      <w:ins w:id="97" w:author="PR Preview" w:date="2024-01-01T00:00:00Z">
+      <w:ins w:id="94" w:author="PR Preview" w:date="2024-01-01T00:00:00Z">
         <w:r>
           <w:t xml:space="preserve">;</w:t>
         </w:r>
       </w:ins>
-      <w:ins w:id="97" w:author="PR Preview" w:date="2024-01-01T00:00:00Z">
+      <w:ins w:id="94" w:author="PR Preview" w:date="2024-01-01T00:00:00Z">
         <w:r>
           <w:t xml:space="preserve"> </w:t>
         </w:r>
       </w:ins>
-      <w:ins w:id="97" w:author="PR Preview" w:date="2024-01-01T00:00:00Z">
+      <w:ins w:id="94" w:author="PR Preview" w:date="2024-01-01T00:00:00Z">
         <w:r>
           <w:t xml:space="preserve">the book concludes that it is not identified</w:t>
         </w:r>
       </w:ins>
-      <w:ins w:id="97" w:author="PR Preview" w:date="2024-01-01T00:00:00Z">
+      <w:ins w:id="94" w:author="PR Preview" w:date="2024-01-01T00:00:00Z">
         <w:r>
           <w:t xml:space="preserve"> </w:t>
         </w:r>
       </w:ins>
-      <w:ins w:id="97" w:author="PR Preview" w:date="2024-01-01T00:00:00Z">
+      <w:ins w:id="94" w:author="PR Preview" w:date="2024-01-01T00:00:00Z">
         <w:r>
           <w:t xml:space="preserve">(Hernán and Robins 2020, sec. 19.5)</w:t>
         </w:r>
       </w:ins>
-      <w:ins w:id="97" w:author="PR Preview" w:date="2024-01-01T00:00:00Z">
+      <w:ins w:id="94" w:author="PR Preview" w:date="2024-01-01T00:00:00Z">
         <w:r>
           <w:t xml:space="preserve">.</w:t>
         </w:r>
       </w:ins>
-      <w:ins w:id="97" w:author="PR Preview" w:date="2024-01-01T00:00:00Z">
+      <w:ins w:id="94" w:author="PR Preview" w:date="2024-01-01T00:00:00Z">
         <w:r>
           <w:t xml:space="preserve"> </w:t>
         </w:r>
       </w:ins>
-      <w:ins w:id="97" w:author="PR Preview" w:date="2024-01-01T00:00:00Z">
+      <w:ins w:id="94" w:author="PR Preview" w:date="2024-01-01T00:00:00Z">
         <w:r>
           <w:t xml:space="preserve">Under a static strategy, no arrow from</w:t>
         </w:r>
       </w:ins>
-      <w:ins w:id="97" w:author="PR Preview" w:date="2024-01-01T00:00:00Z">
+      <w:ins w:id="94" w:author="PR Preview" w:date="2024-01-01T00:00:00Z">
         <w:r>
           <w:t xml:space="preserve"> </w:t>
         </w:r>
@@ -24934,17 +24891,17 @@
           </m:sup>
         </m:sSubSup>
       </m:oMath>
-      <w:ins w:id="97" w:author="PR Preview" w:date="2024-01-01T00:00:00Z">
+      <w:ins w:id="94" w:author="PR Preview" w:date="2024-01-01T00:00:00Z">
         <w:r>
           <w:t xml:space="preserve"> </w:t>
         </w:r>
       </w:ins>
-      <w:ins w:id="97" w:author="PR Preview" w:date="2024-01-01T00:00:00Z">
+      <w:ins w:id="94" w:author="PR Preview" w:date="2024-01-01T00:00:00Z">
         <w:r>
           <w:t xml:space="preserve">into the treatment node feeds</w:t>
         </w:r>
       </w:ins>
-      <w:ins w:id="97" w:author="PR Preview" w:date="2024-01-01T00:00:00Z">
+      <w:ins w:id="94" w:author="PR Preview" w:date="2024-01-01T00:00:00Z">
         <w:r>
           <w:t xml:space="preserve"> </w:t>
         </w:r>
@@ -24954,17 +24911,17 @@
           <m:t>Y</m:t>
         </m:r>
       </m:oMath>
-      <w:ins w:id="97" w:author="PR Preview" w:date="2024-01-01T00:00:00Z">
+      <w:ins w:id="94" w:author="PR Preview" w:date="2024-01-01T00:00:00Z">
         <w:r>
           <w:t xml:space="preserve">,</w:t>
         </w:r>
       </w:ins>
-      <w:ins w:id="97" w:author="PR Preview" w:date="2024-01-01T00:00:00Z">
+      <w:ins w:id="94" w:author="PR Preview" w:date="2024-01-01T00:00:00Z">
         <w:r>
           <w:t xml:space="preserve"> </w:t>
         </w:r>
       </w:ins>
-      <w:ins w:id="97" w:author="PR Preview" w:date="2024-01-01T00:00:00Z">
+      <w:ins w:id="94" w:author="PR Preview" w:date="2024-01-01T00:00:00Z">
         <w:r>
           <w:t xml:space="preserve">which is why static strategies remain identified under Figure 19.6.</w:t>
         </w:r>
@@ -26658,22 +26615,22 @@
       <w:pPr>
         <w:pStyle w:val="BodyText"/>
       </w:pPr>
-      <w:ins w:id="101" w:author="PR Preview" w:date="2024-01-01T00:00:00Z">
+      <w:ins w:id="98" w:author="PR Preview" w:date="2024-01-01T00:00:00Z">
         <w:r>
           <w:t xml:space="preserve">Why Figure 19.11 fails even for static strategies:</w:t>
         </w:r>
       </w:ins>
-      <w:ins w:id="101" w:author="PR Preview" w:date="2024-01-01T00:00:00Z">
+      <w:ins w:id="98" w:author="PR Preview" w:date="2024-01-01T00:00:00Z">
         <w:r>
           <w:t xml:space="preserve"> </w:t>
         </w:r>
       </w:ins>
-      <w:ins w:id="101" w:author="PR Preview" w:date="2024-01-01T00:00:00Z">
+      <w:ins w:id="98" w:author="PR Preview" w:date="2024-01-01T00:00:00Z">
         <w:r>
           <w:t xml:space="preserve">in its SWIG,</w:t>
         </w:r>
       </w:ins>
-      <w:ins w:id="101" w:author="PR Preview" w:date="2024-01-01T00:00:00Z">
+      <w:ins w:id="98" w:author="PR Preview" w:date="2024-01-01T00:00:00Z">
         <w:r>
           <w:t xml:space="preserve"> </w:t>
         </w:r>
@@ -26706,17 +26663,17 @@
           </m:sup>
         </m:sSubSup>
       </m:oMath>
-      <w:ins w:id="101" w:author="PR Preview" w:date="2024-01-01T00:00:00Z">
+      <w:ins w:id="98" w:author="PR Preview" w:date="2024-01-01T00:00:00Z">
         <w:r>
           <w:t xml:space="preserve"> </w:t>
         </w:r>
       </w:ins>
-      <w:ins w:id="101" w:author="PR Preview" w:date="2024-01-01T00:00:00Z">
+      <w:ins w:id="98" w:author="PR Preview" w:date="2024-01-01T00:00:00Z">
         <w:r>
           <w:t xml:space="preserve">is now a cause of</w:t>
         </w:r>
       </w:ins>
-      <w:ins w:id="101" w:author="PR Preview" w:date="2024-01-01T00:00:00Z">
+      <w:ins w:id="98" w:author="PR Preview" w:date="2024-01-01T00:00:00Z">
         <w:r>
           <w:t xml:space="preserve"> </w:t>
         </w:r>
@@ -26762,22 +26719,22 @@
           </m:sup>
         </m:sSup>
       </m:oMath>
-      <w:ins w:id="101" w:author="PR Preview" w:date="2024-01-01T00:00:00Z">
+      <w:ins w:id="98" w:author="PR Preview" w:date="2024-01-01T00:00:00Z">
         <w:r>
           <w:t xml:space="preserve">,</w:t>
         </w:r>
       </w:ins>
-      <w:ins w:id="101" w:author="PR Preview" w:date="2024-01-01T00:00:00Z">
+      <w:ins w:id="98" w:author="PR Preview" w:date="2024-01-01T00:00:00Z">
         <w:r>
           <w:t xml:space="preserve"> </w:t>
         </w:r>
       </w:ins>
-      <w:ins w:id="101" w:author="PR Preview" w:date="2024-01-01T00:00:00Z">
+      <w:ins w:id="98" w:author="PR Preview" w:date="2024-01-01T00:00:00Z">
         <w:r>
           <w:t xml:space="preserve">so the path</w:t>
         </w:r>
       </w:ins>
-      <w:ins w:id="101" w:author="PR Preview" w:date="2024-01-01T00:00:00Z">
+      <w:ins w:id="98" w:author="PR Preview" w:date="2024-01-01T00:00:00Z">
         <w:r>
           <w:t xml:space="preserve"> </w:t>
         </w:r>
@@ -26891,27 +26848,27 @@
           </m:sup>
         </m:sSup>
       </m:oMath>
-      <w:ins w:id="101" w:author="PR Preview" w:date="2024-01-01T00:00:00Z">
+      <w:ins w:id="98" w:author="PR Preview" w:date="2024-01-01T00:00:00Z">
         <w:r>
           <w:t xml:space="preserve"> </w:t>
         </w:r>
       </w:ins>
-      <w:ins w:id="101" w:author="PR Preview" w:date="2024-01-01T00:00:00Z">
+      <w:ins w:id="98" w:author="PR Preview" w:date="2024-01-01T00:00:00Z">
         <w:r>
           <w:t xml:space="preserve">is open,</w:t>
         </w:r>
       </w:ins>
-      <w:ins w:id="101" w:author="PR Preview" w:date="2024-01-01T00:00:00Z">
+      <w:ins w:id="98" w:author="PR Preview" w:date="2024-01-01T00:00:00Z">
         <w:r>
           <w:t xml:space="preserve"> </w:t>
         </w:r>
       </w:ins>
-      <w:ins w:id="101" w:author="PR Preview" w:date="2024-01-01T00:00:00Z">
+      <w:ins w:id="98" w:author="PR Preview" w:date="2024-01-01T00:00:00Z">
         <w:r>
           <w:t xml:space="preserve">and</w:t>
         </w:r>
       </w:ins>
-      <w:ins w:id="101" w:author="PR Preview" w:date="2024-01-01T00:00:00Z">
+      <w:ins w:id="98" w:author="PR Preview" w:date="2024-01-01T00:00:00Z">
         <w:r>
           <w:t xml:space="preserve"> </w:t>
         </w:r>
@@ -26990,27 +26947,27 @@
           </m:sub>
         </m:sSub>
       </m:oMath>
-      <w:ins w:id="101" w:author="PR Preview" w:date="2024-01-01T00:00:00Z">
+      <w:ins w:id="98" w:author="PR Preview" w:date="2024-01-01T00:00:00Z">
         <w:r>
           <w:t xml:space="preserve"> </w:t>
         </w:r>
       </w:ins>
-      <w:ins w:id="101" w:author="PR Preview" w:date="2024-01-01T00:00:00Z">
+      <w:ins w:id="98" w:author="PR Preview" w:date="2024-01-01T00:00:00Z">
         <w:r>
           <w:t xml:space="preserve">generically (under faithfulness) fails;</w:t>
         </w:r>
       </w:ins>
-      <w:ins w:id="101" w:author="PR Preview" w:date="2024-01-01T00:00:00Z">
+      <w:ins w:id="98" w:author="PR Preview" w:date="2024-01-01T00:00:00Z">
         <w:r>
           <w:t xml:space="preserve"> </w:t>
         </w:r>
       </w:ins>
-      <w:ins w:id="101" w:author="PR Preview" w:date="2024-01-01T00:00:00Z">
+      <w:ins w:id="98" w:author="PR Preview" w:date="2024-01-01T00:00:00Z">
         <w:r>
           <w:t xml:space="preserve">conditioning on</w:t>
         </w:r>
       </w:ins>
-      <w:ins w:id="101" w:author="PR Preview" w:date="2024-01-01T00:00:00Z">
+      <w:ins w:id="98" w:author="PR Preview" w:date="2024-01-01T00:00:00Z">
         <w:r>
           <w:t xml:space="preserve"> </w:t>
         </w:r>
@@ -27029,27 +26986,27 @@
           </m:sub>
         </m:sSub>
       </m:oMath>
-      <w:ins w:id="101" w:author="PR Preview" w:date="2024-01-01T00:00:00Z">
+      <w:ins w:id="98" w:author="PR Preview" w:date="2024-01-01T00:00:00Z">
         <w:r>
           <w:t xml:space="preserve"> </w:t>
         </w:r>
       </w:ins>
-      <w:ins w:id="101" w:author="PR Preview" w:date="2024-01-01T00:00:00Z">
+      <w:ins w:id="98" w:author="PR Preview" w:date="2024-01-01T00:00:00Z">
         <w:r>
           <w:t xml:space="preserve">to block it is not allowed at time 0,</w:t>
         </w:r>
       </w:ins>
-      <w:ins w:id="101" w:author="PR Preview" w:date="2024-01-01T00:00:00Z">
+      <w:ins w:id="98" w:author="PR Preview" w:date="2024-01-01T00:00:00Z">
         <w:r>
           <w:t xml:space="preserve"> </w:t>
         </w:r>
       </w:ins>
-      <w:ins w:id="101" w:author="PR Preview" w:date="2024-01-01T00:00:00Z">
+      <w:ins w:id="98" w:author="PR Preview" w:date="2024-01-01T00:00:00Z">
         <w:r>
           <w:t xml:space="preserve">because</w:t>
         </w:r>
       </w:ins>
-      <w:ins w:id="101" w:author="PR Preview" w:date="2024-01-01T00:00:00Z">
+      <w:ins w:id="98" w:author="PR Preview" w:date="2024-01-01T00:00:00Z">
         <w:r>
           <w:t xml:space="preserve"> </w:t>
         </w:r>
@@ -27068,17 +27025,17 @@
           </m:sub>
         </m:sSub>
       </m:oMath>
-      <w:ins w:id="101" w:author="PR Preview" w:date="2024-01-01T00:00:00Z">
+      <w:ins w:id="98" w:author="PR Preview" w:date="2024-01-01T00:00:00Z">
         <w:r>
           <w:t xml:space="preserve"> </w:t>
         </w:r>
       </w:ins>
-      <w:ins w:id="101" w:author="PR Preview" w:date="2024-01-01T00:00:00Z">
+      <w:ins w:id="98" w:author="PR Preview" w:date="2024-01-01T00:00:00Z">
         <w:r>
           <w:t xml:space="preserve">comes after</w:t>
         </w:r>
       </w:ins>
-      <w:ins w:id="101" w:author="PR Preview" w:date="2024-01-01T00:00:00Z">
+      <w:ins w:id="98" w:author="PR Preview" w:date="2024-01-01T00:00:00Z">
         <w:r>
           <w:t xml:space="preserve"> </w:t>
         </w:r>
@@ -27097,17 +27054,17 @@
           </m:sub>
         </m:sSub>
       </m:oMath>
-      <w:ins w:id="101" w:author="PR Preview" w:date="2024-01-01T00:00:00Z">
+      <w:ins w:id="98" w:author="PR Preview" w:date="2024-01-01T00:00:00Z">
         <w:r>
           <w:t xml:space="preserve">.</w:t>
         </w:r>
       </w:ins>
-      <w:ins w:id="101" w:author="PR Preview" w:date="2024-01-01T00:00:00Z">
+      <w:ins w:id="98" w:author="PR Preview" w:date="2024-01-01T00:00:00Z">
         <w:r>
           <w:t xml:space="preserve"> </w:t>
         </w:r>
       </w:ins>
-      <w:ins w:id="101" w:author="PR Preview" w:date="2024-01-01T00:00:00Z">
+      <w:ins w:id="98" w:author="PR Preview" w:date="2024-01-01T00:00:00Z">
         <w:r>
           <w:t xml:space="preserve">This explanation is ours; the book states only the conclusion.</w:t>
         </w:r>
@@ -27311,7 +27268,7 @@
       <w:pPr>
         <w:pStyle w:val="BodyText"/>
       </w:pPr>
-      <w:ins w:id="104" w:author="PR Preview" w:date="2024-01-01T00:00:00Z">
+      <w:ins w:id="101" w:author="PR Preview" w:date="2024-01-01T00:00:00Z">
         <w:r>
           <w:t xml:space="preserve">These diagrams were drawn without selection (e.g., censoring) so as to focus on confounding.</w:t>
         </w:r>
@@ -28134,12 +28091,12 @@
       <w:pPr>
         <w:pStyle w:val="FirstParagraph"/>
       </w:pPr>
-      <w:ins w:id="1108" w:author="PR Preview" w:date="2024-01-01T00:00:00Z">
+      <w:ins w:id="1105" w:author="PR Preview" w:date="2024-01-01T00:00:00Z">
         <w:r>
           <w:t xml:space="preserve">Now consider the long diagram over all times</w:t>
         </w:r>
       </w:ins>
-      <w:ins w:id="1108" w:author="PR Preview" w:date="2024-01-01T00:00:00Z">
+      <w:ins w:id="1105" w:author="PR Preview" w:date="2024-01-01T00:00:00Z">
         <w:r>
           <w:t xml:space="preserve"> </w:t>
         </w:r>
@@ -28188,22 +28145,22 @@
           <m:t>…</m:t>
         </m:r>
       </m:oMath>
-      <w:ins w:id="1108" w:author="PR Preview" w:date="2024-01-01T00:00:00Z">
+      <w:ins w:id="1105" w:author="PR Preview" w:date="2024-01-01T00:00:00Z">
         <w:r>
           <w:t xml:space="preserve">,</w:t>
         </w:r>
       </w:ins>
-      <w:ins w:id="1108" w:author="PR Preview" w:date="2024-01-01T00:00:00Z">
+      <w:ins w:id="1105" w:author="PR Preview" w:date="2024-01-01T00:00:00Z">
         <w:r>
           <w:t xml:space="preserve"> </w:t>
         </w:r>
       </w:ins>
-      <w:ins w:id="1108" w:author="PR Preview" w:date="2024-01-01T00:00:00Z">
+      <w:ins w:id="1105" w:author="PR Preview" w:date="2024-01-01T00:00:00Z">
         <w:r>
           <w:t xml:space="preserve">in which each</w:t>
         </w:r>
       </w:ins>
-      <w:ins w:id="1108" w:author="PR Preview" w:date="2024-01-01T00:00:00Z">
+      <w:ins w:id="1105" w:author="PR Preview" w:date="2024-01-01T00:00:00Z">
         <w:r>
           <w:t xml:space="preserve"> </w:t>
         </w:r>
@@ -28222,17 +28179,17 @@
           </m:sub>
         </m:sSub>
       </m:oMath>
-      <w:ins w:id="1108" w:author="PR Preview" w:date="2024-01-01T00:00:00Z">
+      <w:ins w:id="1105" w:author="PR Preview" w:date="2024-01-01T00:00:00Z">
         <w:r>
           <w:t xml:space="preserve"> </w:t>
         </w:r>
       </w:ins>
-      <w:ins w:id="1108" w:author="PR Preview" w:date="2024-01-01T00:00:00Z">
+      <w:ins w:id="1105" w:author="PR Preview" w:date="2024-01-01T00:00:00Z">
         <w:r>
           <w:t xml:space="preserve">affects later treatments</w:t>
         </w:r>
       </w:ins>
-      <w:ins w:id="1108" w:author="PR Preview" w:date="2024-01-01T00:00:00Z">
+      <w:ins w:id="1105" w:author="PR Preview" w:date="2024-01-01T00:00:00Z">
         <w:r>
           <w:t xml:space="preserve"> </w:t>
         </w:r>
@@ -28290,17 +28247,17 @@
           <m:t>…</m:t>
         </m:r>
       </m:oMath>
-      <w:ins w:id="1108" w:author="PR Preview" w:date="2024-01-01T00:00:00Z">
+      <w:ins w:id="1105" w:author="PR Preview" w:date="2024-01-01T00:00:00Z">
         <w:r>
           <w:t xml:space="preserve"> </w:t>
         </w:r>
       </w:ins>
-      <w:ins w:id="1108" w:author="PR Preview" w:date="2024-01-01T00:00:00Z">
+      <w:ins w:id="1105" w:author="PR Preview" w:date="2024-01-01T00:00:00Z">
         <w:r>
           <w:t xml:space="preserve">and shares unmeasured causes</w:t>
         </w:r>
       </w:ins>
-      <w:ins w:id="1108" w:author="PR Preview" w:date="2024-01-01T00:00:00Z">
+      <w:ins w:id="1105" w:author="PR Preview" w:date="2024-01-01T00:00:00Z">
         <w:r>
           <w:t xml:space="preserve"> </w:t>
         </w:r>
@@ -28319,17 +28276,17 @@
           </m:sub>
         </m:sSub>
       </m:oMath>
-      <w:ins w:id="1108" w:author="PR Preview" w:date="2024-01-01T00:00:00Z">
+      <w:ins w:id="1105" w:author="PR Preview" w:date="2024-01-01T00:00:00Z">
         <w:r>
           <w:t xml:space="preserve"> </w:t>
         </w:r>
       </w:ins>
-      <w:ins w:id="1108" w:author="PR Preview" w:date="2024-01-01T00:00:00Z">
+      <w:ins w:id="1105" w:author="PR Preview" w:date="2024-01-01T00:00:00Z">
         <w:r>
           <w:t xml:space="preserve">with</w:t>
         </w:r>
       </w:ins>
-      <w:ins w:id="1108" w:author="PR Preview" w:date="2024-01-01T00:00:00Z">
+      <w:ins w:id="1105" w:author="PR Preview" w:date="2024-01-01T00:00:00Z">
         <w:r>
           <w:t xml:space="preserve"> </w:t>
         </w:r>
@@ -28339,22 +28296,22 @@
           <m:t>Y</m:t>
         </m:r>
       </m:oMath>
-      <w:ins w:id="1108" w:author="PR Preview" w:date="2024-01-01T00:00:00Z">
+      <w:ins w:id="1105" w:author="PR Preview" w:date="2024-01-01T00:00:00Z">
         <w:r>
           <w:t xml:space="preserve">.</w:t>
         </w:r>
       </w:ins>
-      <w:ins w:id="1108" w:author="PR Preview" w:date="2024-01-01T00:00:00Z">
+      <w:ins w:id="1105" w:author="PR Preview" w:date="2024-01-01T00:00:00Z">
         <w:r>
           <w:t xml:space="preserve"> </w:t>
         </w:r>
       </w:ins>
-      <w:ins w:id="1108" w:author="PR Preview" w:date="2024-01-01T00:00:00Z">
+      <w:ins w:id="1105" w:author="PR Preview" w:date="2024-01-01T00:00:00Z">
         <w:r>
           <w:t xml:space="preserve">To estimate the effects of strategies defined by interventions on</w:t>
         </w:r>
       </w:ins>
-      <w:ins w:id="1108" w:author="PR Preview" w:date="2024-01-01T00:00:00Z">
+      <w:ins w:id="1105" w:author="PR Preview" w:date="2024-01-01T00:00:00Z">
         <w:r>
           <w:t xml:space="preserve"> </w:t>
         </w:r>
@@ -28421,22 +28378,22 @@
           <m:t>…</m:t>
         </m:r>
       </m:oMath>
-      <w:ins w:id="1108" w:author="PR Preview" w:date="2024-01-01T00:00:00Z">
+      <w:ins w:id="1105" w:author="PR Preview" w:date="2024-01-01T00:00:00Z">
         <w:r>
           <w:t xml:space="preserve">,</w:t>
         </w:r>
       </w:ins>
-      <w:ins w:id="1108" w:author="PR Preview" w:date="2024-01-01T00:00:00Z">
+      <w:ins w:id="1105" w:author="PR Preview" w:date="2024-01-01T00:00:00Z">
         <w:r>
           <w:t xml:space="preserve"> </w:t>
         </w:r>
       </w:ins>
-      <w:ins w:id="1108" w:author="PR Preview" w:date="2024-01-01T00:00:00Z">
+      <w:ins w:id="1105" w:author="PR Preview" w:date="2024-01-01T00:00:00Z">
         <w:r>
           <w:t xml:space="preserve">we must condition at each</w:t>
         </w:r>
       </w:ins>
-      <w:ins w:id="1108" w:author="PR Preview" w:date="2024-01-01T00:00:00Z">
+      <w:ins w:id="1105" w:author="PR Preview" w:date="2024-01-01T00:00:00Z">
         <w:r>
           <w:t xml:space="preserve"> </w:t>
         </w:r>
@@ -28446,17 +28403,17 @@
           <m:t>k</m:t>
         </m:r>
       </m:oMath>
-      <w:ins w:id="1108" w:author="PR Preview" w:date="2024-01-01T00:00:00Z">
+      <w:ins w:id="1105" w:author="PR Preview" w:date="2024-01-01T00:00:00Z">
         <w:r>
           <w:t xml:space="preserve"> </w:t>
         </w:r>
       </w:ins>
-      <w:ins w:id="1108" w:author="PR Preview" w:date="2024-01-01T00:00:00Z">
+      <w:ins w:id="1105" w:author="PR Preview" w:date="2024-01-01T00:00:00Z">
         <w:r>
           <w:t xml:space="preserve">on the covariate history</w:t>
         </w:r>
       </w:ins>
-      <w:ins w:id="1108" w:author="PR Preview" w:date="2024-01-01T00:00:00Z">
+      <w:ins w:id="1105" w:author="PR Preview" w:date="2024-01-01T00:00:00Z">
         <w:r>
           <w:t xml:space="preserve"> </w:t>
         </w:r>
@@ -28482,12 +28439,12 @@
           </m:sub>
         </m:sSub>
       </m:oMath>
-      <w:ins w:id="1108" w:author="PR Preview" w:date="2024-01-01T00:00:00Z">
+      <w:ins w:id="1105" w:author="PR Preview" w:date="2024-01-01T00:00:00Z">
         <w:r>
           <w:t xml:space="preserve">, together with</w:t>
         </w:r>
       </w:ins>
-      <w:ins w:id="1108" w:author="PR Preview" w:date="2024-01-01T00:00:00Z">
+      <w:ins w:id="1105" w:author="PR Preview" w:date="2024-01-01T00:00:00Z">
         <w:r>
           <w:t xml:space="preserve"> </w:t>
         </w:r>
@@ -28522,22 +28479,22 @@
           </m:sub>
         </m:sSub>
       </m:oMath>
-      <w:ins w:id="1108" w:author="PR Preview" w:date="2024-01-01T00:00:00Z">
+      <w:ins w:id="1105" w:author="PR Preview" w:date="2024-01-01T00:00:00Z">
         <w:r>
           <w:t xml:space="preserve">,</w:t>
         </w:r>
       </w:ins>
-      <w:ins w:id="1108" w:author="PR Preview" w:date="2024-01-01T00:00:00Z">
+      <w:ins w:id="1105" w:author="PR Preview" w:date="2024-01-01T00:00:00Z">
         <w:r>
           <w:t xml:space="preserve"> </w:t>
         </w:r>
       </w:ins>
-      <w:ins w:id="1108" w:author="PR Preview" w:date="2024-01-01T00:00:00Z">
+      <w:ins w:id="1105" w:author="PR Preview" w:date="2024-01-01T00:00:00Z">
         <w:r>
           <w:t xml:space="preserve">to block the backdoor paths between</w:t>
         </w:r>
       </w:ins>
-      <w:ins w:id="1108" w:author="PR Preview" w:date="2024-01-01T00:00:00Z">
+      <w:ins w:id="1105" w:author="PR Preview" w:date="2024-01-01T00:00:00Z">
         <w:r>
           <w:t xml:space="preserve"> </w:t>
         </w:r>
@@ -28556,17 +28513,17 @@
           </m:sub>
         </m:sSub>
       </m:oMath>
-      <w:ins w:id="1108" w:author="PR Preview" w:date="2024-01-01T00:00:00Z">
+      <w:ins w:id="1105" w:author="PR Preview" w:date="2024-01-01T00:00:00Z">
         <w:r>
           <w:t xml:space="preserve"> </w:t>
         </w:r>
       </w:ins>
-      <w:ins w:id="1108" w:author="PR Preview" w:date="2024-01-01T00:00:00Z">
+      <w:ins w:id="1105" w:author="PR Preview" w:date="2024-01-01T00:00:00Z">
         <w:r>
           <w:t xml:space="preserve">and</w:t>
         </w:r>
       </w:ins>
-      <w:ins w:id="1108" w:author="PR Preview" w:date="2024-01-01T00:00:00Z">
+      <w:ins w:id="1105" w:author="PR Preview" w:date="2024-01-01T00:00:00Z">
         <w:r>
           <w:t xml:space="preserve"> </w:t>
         </w:r>
@@ -28576,7 +28533,7 @@
           <m:t>Y</m:t>
         </m:r>
       </m:oMath>
-      <w:ins w:id="1108" w:author="PR Preview" w:date="2024-01-01T00:00:00Z">
+      <w:ins w:id="1105" w:author="PR Preview" w:date="2024-01-01T00:00:00Z">
         <w:r>
           <w:t xml:space="preserve">.</w:t>
         </w:r>
@@ -30327,17 +30284,17 @@
           <w:numId w:val="1025"/>
         </w:numPr>
       </w:pPr>
-      <w:ins w:id="115" w:author="PR Preview" w:date="2024-01-01T00:00:00Z">
+      <w:ins w:id="112" w:author="PR Preview" w:date="2024-01-01T00:00:00Z">
         <w:r>
           <w:t xml:space="preserve">Strategies are</w:t>
         </w:r>
       </w:ins>
-      <w:ins w:id="115" w:author="PR Preview" w:date="2024-01-01T00:00:00Z">
+      <w:ins w:id="112" w:author="PR Preview" w:date="2024-01-01T00:00:00Z">
         <w:r>
           <w:t xml:space="preserve"> </w:t>
         </w:r>
       </w:ins>
-      <w:ins w:id="115" w:author="PR Preview" w:date="2024-01-01T00:00:00Z">
+      <w:ins w:id="112" w:author="PR Preview" w:date="2024-01-01T00:00:00Z">
         <w:r>
           <w:rPr>
             <w:b/>
@@ -30346,12 +30303,12 @@
           <w:t xml:space="preserve">static</w:t>
         </w:r>
       </w:ins>
-      <w:ins w:id="115" w:author="PR Preview" w:date="2024-01-01T00:00:00Z">
+      <w:ins w:id="112" w:author="PR Preview" w:date="2024-01-01T00:00:00Z">
         <w:r>
           <w:t xml:space="preserve"> </w:t>
         </w:r>
       </w:ins>
-      <w:ins w:id="115" w:author="PR Preview" w:date="2024-01-01T00:00:00Z">
+      <w:ins w:id="112" w:author="PR Preview" w:date="2024-01-01T00:00:00Z">
         <w:r>
           <w:t xml:space="preserve">(</w:t>
         </w:r>
@@ -30368,27 +30325,27 @@
           </m:e>
         </m:acc>
       </m:oMath>
-      <w:ins w:id="115" w:author="PR Preview" w:date="2024-01-01T00:00:00Z">
+      <w:ins w:id="112" w:author="PR Preview" w:date="2024-01-01T00:00:00Z">
         <w:r>
           <w:t xml:space="preserve">, not depending on covariates)</w:t>
         </w:r>
       </w:ins>
-      <w:ins w:id="115" w:author="PR Preview" w:date="2024-01-01T00:00:00Z">
+      <w:ins w:id="112" w:author="PR Preview" w:date="2024-01-01T00:00:00Z">
         <w:r>
           <w:t xml:space="preserve"> </w:t>
         </w:r>
       </w:ins>
-      <w:ins w:id="115" w:author="PR Preview" w:date="2024-01-01T00:00:00Z">
+      <w:ins w:id="112" w:author="PR Preview" w:date="2024-01-01T00:00:00Z">
         <w:r>
           <w:t xml:space="preserve">or</w:t>
         </w:r>
       </w:ins>
-      <w:ins w:id="115" w:author="PR Preview" w:date="2024-01-01T00:00:00Z">
+      <w:ins w:id="112" w:author="PR Preview" w:date="2024-01-01T00:00:00Z">
         <w:r>
           <w:t xml:space="preserve"> </w:t>
         </w:r>
       </w:ins>
-      <w:ins w:id="115" w:author="PR Preview" w:date="2024-01-01T00:00:00Z">
+      <w:ins w:id="112" w:author="PR Preview" w:date="2024-01-01T00:00:00Z">
         <w:r>
           <w:rPr>
             <w:b/>
@@ -30397,12 +30354,12 @@
           <w:t xml:space="preserve">dynamic</w:t>
         </w:r>
       </w:ins>
-      <w:ins w:id="115" w:author="PR Preview" w:date="2024-01-01T00:00:00Z">
+      <w:ins w:id="112" w:author="PR Preview" w:date="2024-01-01T00:00:00Z">
         <w:r>
           <w:t xml:space="preserve"> </w:t>
         </w:r>
       </w:ins>
-      <w:ins w:id="115" w:author="PR Preview" w:date="2024-01-01T00:00:00Z">
+      <w:ins w:id="112" w:author="PR Preview" w:date="2024-01-01T00:00:00Z">
         <w:r>
           <w:t xml:space="preserve">(</w:t>
         </w:r>
@@ -30412,12 +30369,12 @@
           <m:t>g</m:t>
         </m:r>
       </m:oMath>
-      <w:ins w:id="115" w:author="PR Preview" w:date="2024-01-01T00:00:00Z">
+      <w:ins w:id="112" w:author="PR Preview" w:date="2024-01-01T00:00:00Z">
         <w:r>
           <w:t xml:space="preserve">, depending on the evolving</w:t>
         </w:r>
       </w:ins>
-      <w:ins w:id="115" w:author="PR Preview" w:date="2024-01-01T00:00:00Z">
+      <w:ins w:id="112" w:author="PR Preview" w:date="2024-01-01T00:00:00Z">
         <w:r>
           <w:t xml:space="preserve"> </w:t>
         </w:r>
@@ -30443,7 +30400,7 @@
           </m:sub>
         </m:sSub>
       </m:oMath>
-      <w:ins w:id="115" w:author="PR Preview" w:date="2024-01-01T00:00:00Z">
+      <w:ins w:id="112" w:author="PR Preview" w:date="2024-01-01T00:00:00Z">
         <w:r>
           <w:t xml:space="preserve">) (</w:t>
         </w:r>
@@ -30456,17 +30413,17 @@
           <w:t xml:space="preserve">Definition 4</w:t>
         </w:r>
       </w:hyperlink>
-      <w:ins w:id="115" w:author="PR Preview" w:date="2024-01-01T00:00:00Z">
+      <w:ins w:id="112" w:author="PR Preview" w:date="2024-01-01T00:00:00Z">
         <w:r>
           <w:t xml:space="preserve">),</w:t>
         </w:r>
       </w:ins>
-      <w:ins w:id="115" w:author="PR Preview" w:date="2024-01-01T00:00:00Z">
+      <w:ins w:id="112" w:author="PR Preview" w:date="2024-01-01T00:00:00Z">
         <w:r>
           <w:t xml:space="preserve"> </w:t>
         </w:r>
       </w:ins>
-      <w:ins w:id="115" w:author="PR Preview" w:date="2024-01-01T00:00:00Z">
+      <w:ins w:id="112" w:author="PR Preview" w:date="2024-01-01T00:00:00Z">
         <w:r>
           <w:t xml:space="preserve">and deterministic or random.</w:t>
         </w:r>
@@ -30480,17 +30437,17 @@
           <w:numId w:val="1025"/>
         </w:numPr>
       </w:pPr>
-      <w:ins w:id="116" w:author="PR Preview" w:date="2024-01-01T00:00:00Z">
+      <w:ins w:id="113" w:author="PR Preview" w:date="2024-01-01T00:00:00Z">
         <w:r>
           <w:t xml:space="preserve">In a</w:t>
         </w:r>
       </w:ins>
-      <w:ins w:id="116" w:author="PR Preview" w:date="2024-01-01T00:00:00Z">
+      <w:ins w:id="113" w:author="PR Preview" w:date="2024-01-01T00:00:00Z">
         <w:r>
           <w:t xml:space="preserve"> </w:t>
         </w:r>
       </w:ins>
-      <w:ins w:id="116" w:author="PR Preview" w:date="2024-01-01T00:00:00Z">
+      <w:ins w:id="113" w:author="PR Preview" w:date="2024-01-01T00:00:00Z">
         <w:r>
           <w:rPr>
             <w:b/>
@@ -30499,12 +30456,12 @@
           <w:t xml:space="preserve">sequentially randomized experiment</w:t>
         </w:r>
       </w:ins>
-      <w:ins w:id="116" w:author="PR Preview" w:date="2024-01-01T00:00:00Z">
+      <w:ins w:id="113" w:author="PR Preview" w:date="2024-01-01T00:00:00Z">
         <w:r>
           <w:t xml:space="preserve"> </w:t>
         </w:r>
       </w:ins>
-      <w:ins w:id="116" w:author="PR Preview" w:date="2024-01-01T00:00:00Z">
+      <w:ins w:id="113" w:author="PR Preview" w:date="2024-01-01T00:00:00Z">
         <w:r>
           <w:t xml:space="preserve">(</w:t>
         </w:r>
@@ -30517,12 +30474,12 @@
           <w:t xml:space="preserve">Definition 5</w:t>
         </w:r>
       </w:hyperlink>
-      <w:ins w:id="116" w:author="PR Preview" w:date="2024-01-01T00:00:00Z">
+      <w:ins w:id="113" w:author="PR Preview" w:date="2024-01-01T00:00:00Z">
         <w:r>
           <w:t xml:space="preserve">), treatment at each</w:t>
         </w:r>
       </w:ins>
-      <w:ins w:id="116" w:author="PR Preview" w:date="2024-01-01T00:00:00Z">
+      <w:ins w:id="113" w:author="PR Preview" w:date="2024-01-01T00:00:00Z">
         <w:r>
           <w:t xml:space="preserve"> </w:t>
         </w:r>
@@ -30532,27 +30489,27 @@
           <m:t>k</m:t>
         </m:r>
       </m:oMath>
-      <w:ins w:id="116" w:author="PR Preview" w:date="2024-01-01T00:00:00Z">
+      <w:ins w:id="113" w:author="PR Preview" w:date="2024-01-01T00:00:00Z">
         <w:r>
           <w:t xml:space="preserve"> </w:t>
         </w:r>
       </w:ins>
-      <w:ins w:id="116" w:author="PR Preview" w:date="2024-01-01T00:00:00Z">
+      <w:ins w:id="113" w:author="PR Preview" w:date="2024-01-01T00:00:00Z">
         <w:r>
           <w:t xml:space="preserve">is randomized</w:t>
         </w:r>
       </w:ins>
-      <w:ins w:id="116" w:author="PR Preview" w:date="2024-01-01T00:00:00Z">
+      <w:ins w:id="113" w:author="PR Preview" w:date="2024-01-01T00:00:00Z">
         <w:r>
           <w:t xml:space="preserve"> </w:t>
         </w:r>
       </w:ins>
-      <w:ins w:id="116" w:author="PR Preview" w:date="2024-01-01T00:00:00Z">
+      <w:ins w:id="113" w:author="PR Preview" w:date="2024-01-01T00:00:00Z">
         <w:r>
           <w:t xml:space="preserve">given</w:t>
         </w:r>
       </w:ins>
-      <w:ins w:id="116" w:author="PR Preview" w:date="2024-01-01T00:00:00Z">
+      <w:ins w:id="113" w:author="PR Preview" w:date="2024-01-01T00:00:00Z">
         <w:r>
           <w:t xml:space="preserve"> </w:t>
         </w:r>
@@ -30624,27 +30581,27 @@
           <m:t>)</m:t>
         </m:r>
       </m:oMath>
-      <w:ins w:id="116" w:author="PR Preview" w:date="2024-01-01T00:00:00Z">
+      <w:ins w:id="113" w:author="PR Preview" w:date="2024-01-01T00:00:00Z">
         <w:r>
           <w:t xml:space="preserve">;</w:t>
         </w:r>
       </w:ins>
-      <w:ins w:id="116" w:author="PR Preview" w:date="2024-01-01T00:00:00Z">
+      <w:ins w:id="113" w:author="PR Preview" w:date="2024-01-01T00:00:00Z">
         <w:r>
           <w:t xml:space="preserve"> </w:t>
         </w:r>
       </w:ins>
-      <w:ins w:id="116" w:author="PR Preview" w:date="2024-01-01T00:00:00Z">
+      <w:ins w:id="113" w:author="PR Preview" w:date="2024-01-01T00:00:00Z">
         <w:r>
           <w:t xml:space="preserve">such randomization implies</w:t>
         </w:r>
       </w:ins>
-      <w:ins w:id="116" w:author="PR Preview" w:date="2024-01-01T00:00:00Z">
+      <w:ins w:id="113" w:author="PR Preview" w:date="2024-01-01T00:00:00Z">
         <w:r>
           <w:t xml:space="preserve"> </w:t>
         </w:r>
       </w:ins>
-      <w:ins w:id="116" w:author="PR Preview" w:date="2024-01-01T00:00:00Z">
+      <w:ins w:id="113" w:author="PR Preview" w:date="2024-01-01T00:00:00Z">
         <w:r>
           <w:rPr>
             <w:b/>
@@ -30653,12 +30610,12 @@
           <w:t xml:space="preserve">sequential exchangeability</w:t>
         </w:r>
       </w:ins>
-      <w:ins w:id="116" w:author="PR Preview" w:date="2024-01-01T00:00:00Z">
+      <w:ins w:id="113" w:author="PR Preview" w:date="2024-01-01T00:00:00Z">
         <w:r>
           <w:t xml:space="preserve"> </w:t>
         </w:r>
       </w:ins>
-      <w:ins w:id="116" w:author="PR Preview" w:date="2024-01-01T00:00:00Z">
+      <w:ins w:id="113" w:author="PR Preview" w:date="2024-01-01T00:00:00Z">
         <w:r>
           <w:t xml:space="preserve">(</w:t>
         </w:r>
@@ -30671,7 +30628,7 @@
           <w:t xml:space="preserve">Definition 6</w:t>
         </w:r>
       </w:hyperlink>
-      <w:ins w:id="116" w:author="PR Preview" w:date="2024-01-01T00:00:00Z">
+      <w:ins w:id="113" w:author="PR Preview" w:date="2024-01-01T00:00:00Z">
         <w:r>
           <w:t xml:space="preserve">).</w:t>
         </w:r>
@@ -30685,7 +30642,7 @@
           <w:numId w:val="1025"/>
         </w:numPr>
       </w:pPr>
-      <w:ins w:id="117" w:author="PR Preview" w:date="2024-01-01T00:00:00Z">
+      <w:ins w:id="114" w:author="PR Preview" w:date="2024-01-01T00:00:00Z">
         <w:r>
           <w:t xml:space="preserve">Identification of all strategies is guaranteed by sequential exchangeability, sequential positivity, and consistency.</w:t>
         </w:r>
@@ -30699,7 +30656,7 @@
           <w:numId w:val="1025"/>
         </w:numPr>
       </w:pPr>
-      <w:ins w:id="118" w:author="PR Preview" w:date="2024-01-01T00:00:00Z">
+      <w:ins w:id="115" w:author="PR Preview" w:date="2024-01-01T00:00:00Z">
         <w:r>
           <w:rPr>
             <w:b/>
@@ -30708,12 +30665,12 @@
           <w:t xml:space="preserve">Static sequential exchangeability</w:t>
         </w:r>
       </w:ins>
-      <w:ins w:id="118" w:author="PR Preview" w:date="2024-01-01T00:00:00Z">
+      <w:ins w:id="115" w:author="PR Preview" w:date="2024-01-01T00:00:00Z">
         <w:r>
           <w:t xml:space="preserve"> </w:t>
         </w:r>
       </w:ins>
-      <w:ins w:id="118" w:author="PR Preview" w:date="2024-01-01T00:00:00Z">
+      <w:ins w:id="115" w:author="PR Preview" w:date="2024-01-01T00:00:00Z">
         <w:r>
           <w:t xml:space="preserve">(</w:t>
         </w:r>
@@ -30726,27 +30683,27 @@
           <w:t xml:space="preserve">Definition 8</w:t>
         </w:r>
       </w:hyperlink>
-      <w:ins w:id="118" w:author="PR Preview" w:date="2024-01-01T00:00:00Z">
+      <w:ins w:id="115" w:author="PR Preview" w:date="2024-01-01T00:00:00Z">
         <w:r>
           <w:t xml:space="preserve">) is weaker</w:t>
         </w:r>
       </w:ins>
-      <w:ins w:id="118" w:author="PR Preview" w:date="2024-01-01T00:00:00Z">
+      <w:ins w:id="115" w:author="PR Preview" w:date="2024-01-01T00:00:00Z">
         <w:r>
           <w:t xml:space="preserve"> </w:t>
         </w:r>
       </w:ins>
-      <w:ins w:id="118" w:author="PR Preview" w:date="2024-01-01T00:00:00Z">
+      <w:ins w:id="115" w:author="PR Preview" w:date="2024-01-01T00:00:00Z">
         <w:r>
           <w:t xml:space="preserve">and identifies only static strategies;</w:t>
         </w:r>
       </w:ins>
-      <w:ins w:id="118" w:author="PR Preview" w:date="2024-01-01T00:00:00Z">
+      <w:ins w:id="115" w:author="PR Preview" w:date="2024-01-01T00:00:00Z">
         <w:r>
           <w:t xml:space="preserve"> </w:t>
         </w:r>
       </w:ins>
-      <w:ins w:id="118" w:author="PR Preview" w:date="2024-01-01T00:00:00Z">
+      <w:ins w:id="115" w:author="PR Preview" w:date="2024-01-01T00:00:00Z">
         <w:r>
           <w:t xml:space="preserve">SWIGs show when a diagram (e.g., Figure 19.6) supports static but not dynamic strategies.</w:t>
         </w:r>
@@ -30760,7 +30717,7 @@
           <w:numId w:val="1025"/>
         </w:numPr>
       </w:pPr>
-      <w:ins w:id="119" w:author="PR Preview" w:date="2024-01-01T00:00:00Z">
+      <w:ins w:id="116" w:author="PR Preview" w:date="2024-01-01T00:00:00Z">
         <w:r>
           <w:rPr>
             <w:b/>
@@ -30769,17 +30726,17 @@
           <w:t xml:space="preserve">Time-varying confounders</w:t>
         </w:r>
       </w:ins>
-      <w:ins w:id="119" w:author="PR Preview" w:date="2024-01-01T00:00:00Z">
+      <w:ins w:id="116" w:author="PR Preview" w:date="2024-01-01T00:00:00Z">
         <w:r>
           <w:t xml:space="preserve"> </w:t>
         </w:r>
       </w:ins>
-      <w:ins w:id="119" w:author="PR Preview" w:date="2024-01-01T00:00:00Z">
+      <w:ins w:id="116" w:author="PR Preview" w:date="2024-01-01T00:00:00Z">
         <w:r>
           <w:t xml:space="preserve">are covariates</w:t>
         </w:r>
       </w:ins>
-      <w:ins w:id="119" w:author="PR Preview" w:date="2024-01-01T00:00:00Z">
+      <w:ins w:id="116" w:author="PR Preview" w:date="2024-01-01T00:00:00Z">
         <w:r>
           <w:t xml:space="preserve"> </w:t>
         </w:r>
@@ -30805,32 +30762,32 @@
           </m:sub>
         </m:sSub>
       </m:oMath>
-      <w:ins w:id="119" w:author="PR Preview" w:date="2024-01-01T00:00:00Z">
+      <w:ins w:id="116" w:author="PR Preview" w:date="2024-01-01T00:00:00Z">
         <w:r>
           <w:t xml:space="preserve"> </w:t>
         </w:r>
       </w:ins>
-      <w:ins w:id="119" w:author="PR Preview" w:date="2024-01-01T00:00:00Z">
+      <w:ins w:id="116" w:author="PR Preview" w:date="2024-01-01T00:00:00Z">
         <w:r>
           <w:t xml:space="preserve">needed at each time to block backdoor paths;</w:t>
         </w:r>
       </w:ins>
-      <w:ins w:id="119" w:author="PR Preview" w:date="2024-01-01T00:00:00Z">
+      <w:ins w:id="116" w:author="PR Preview" w:date="2024-01-01T00:00:00Z">
         <w:r>
           <w:t xml:space="preserve"> </w:t>
         </w:r>
       </w:ins>
-      <w:ins w:id="119" w:author="PR Preview" w:date="2024-01-01T00:00:00Z">
+      <w:ins w:id="116" w:author="PR Preview" w:date="2024-01-01T00:00:00Z">
         <w:r>
           <w:t xml:space="preserve">Chapter 20 explains why conventional methods may fail to adjust for them</w:t>
         </w:r>
       </w:ins>
-      <w:ins w:id="119" w:author="PR Preview" w:date="2024-01-01T00:00:00Z">
+      <w:ins w:id="116" w:author="PR Preview" w:date="2024-01-01T00:00:00Z">
         <w:r>
           <w:t xml:space="preserve"> </w:t>
         </w:r>
       </w:ins>
-      <w:ins w:id="119" w:author="PR Preview" w:date="2024-01-01T00:00:00Z">
+      <w:ins w:id="116" w:author="PR Preview" w:date="2024-01-01T00:00:00Z">
         <w:r>
           <w:t xml:space="preserve">when there is treatment-confounder feedback.</w:t>
         </w:r>
